--- a/Supporto DVR Stone/02_Supporto/02_Template/17_Biologico/17_Agenti biologici_AMBULATORIO MEDICO.docx
+++ b/Supporto DVR Stone/02_Supporto/02_Template/17_Biologico/17_Agenti biologici_AMBULATORIO MEDICO.docx
@@ -1,6 +1,6 @@
 
 <file path=word/document.xml><?xml version="1.0" encoding="utf-8"?>
-<w:document xmlns:wpc="http://schemas.microsoft.com/office/word/2010/wordprocessingCanvas" xmlns:cx="http://schemas.microsoft.com/office/drawing/2014/chartex" xmlns:cx1="http://schemas.microsoft.com/office/drawing/2015/9/8/chartex" xmlns:cx2="http://schemas.microsoft.com/office/drawing/2015/10/21/chartex" xmlns:cx3="http://schemas.microsoft.com/office/drawing/2016/5/9/chartex" xmlns:cx4="http://schemas.microsoft.com/office/drawing/2016/5/10/chartex" xmlns:cx5="http://schemas.microsoft.com/office/drawing/2016/5/11/chartex" xmlns:cx6="http://schemas.microsoft.com/office/drawing/2016/5/12/chartex" xmlns:cx7="http://schemas.microsoft.com/office/drawing/2016/5/13/chartex" xmlns:cx8="http://schemas.microsoft.com/office/drawing/2016/5/14/chartex" xmlns:mc="http://schemas.openxmlformats.org/markup-compatibility/2006" xmlns:aink="http://schemas.microsoft.com/office/drawing/2016/ink" xmlns:am3d="http://schemas.microsoft.com/office/drawing/2017/model3d" xmlns:o="urn:schemas-microsoft-com:office:office" xmlns:oel="http://schemas.microsoft.com/office/2019/extlst" xmlns:r="http://schemas.openxmlformats.org/officeDocument/2006/relationships" xmlns:m="http://schemas.openxmlformats.org/officeDocument/2006/math" xmlns:v="urn:schemas-microsoft-com:vml" xmlns:wp14="http://schemas.microsoft.com/office/word/2010/wordprocessingDrawing" xmlns:wp="http://schemas.openxmlformats.org/drawingml/2006/wordprocessingDrawing" xmlns:w10="urn:schemas-microsoft-com:office:word" xmlns:w="http://schemas.openxmlformats.org/wordprocessingml/2006/main" xmlns:w14="http://schemas.microsoft.com/office/word/2010/wordml" xmlns:w15="http://schemas.microsoft.com/office/word/2012/wordml" xmlns:w16cex="http://schemas.microsoft.com/office/word/2018/wordml/cex" xmlns:w16cid="http://schemas.microsoft.com/office/word/2016/wordml/cid" xmlns:w16="http://schemas.microsoft.com/office/word/2018/wordml" xmlns:w16du="http://schemas.microsoft.com/office/word/2023/wordml/word16du" xmlns:w16sdtdh="http://schemas.microsoft.com/office/word/2020/wordml/sdtdatahash" xmlns:w16se="http://schemas.microsoft.com/office/word/2015/wordml/symex" xmlns:wpg="http://schemas.microsoft.com/office/word/2010/wordprocessingGroup" xmlns:wpi="http://schemas.microsoft.com/office/word/2010/wordprocessingInk" xmlns:wne="http://schemas.microsoft.com/office/word/2006/wordml" xmlns:wps="http://schemas.microsoft.com/office/word/2010/wordprocessingShape" mc:Ignorable="w14 w15 w16se w16cid w16 w16cex w16sdtdh w16du wp14">
+<w:document xmlns:wpc="http://schemas.microsoft.com/office/word/2010/wordprocessingCanvas" xmlns:cx="http://schemas.microsoft.com/office/drawing/2014/chartex" xmlns:cx1="http://schemas.microsoft.com/office/drawing/2015/9/8/chartex" xmlns:cx2="http://schemas.microsoft.com/office/drawing/2015/10/21/chartex" xmlns:cx3="http://schemas.microsoft.com/office/drawing/2016/5/9/chartex" xmlns:cx4="http://schemas.microsoft.com/office/drawing/2016/5/10/chartex" xmlns:cx5="http://schemas.microsoft.com/office/drawing/2016/5/11/chartex" xmlns:cx6="http://schemas.microsoft.com/office/drawing/2016/5/12/chartex" xmlns:cx7="http://schemas.microsoft.com/office/drawing/2016/5/13/chartex" xmlns:cx8="http://schemas.microsoft.com/office/drawing/2016/5/14/chartex" xmlns:mc="http://schemas.openxmlformats.org/markup-compatibility/2006" xmlns:aink="http://schemas.microsoft.com/office/drawing/2016/ink" xmlns:am3d="http://schemas.microsoft.com/office/drawing/2017/model3d" xmlns:o="urn:schemas-microsoft-com:office:office" xmlns:r="http://schemas.openxmlformats.org/officeDocument/2006/relationships" xmlns:m="http://schemas.openxmlformats.org/officeDocument/2006/math" xmlns:v="urn:schemas-microsoft-com:vml" xmlns:wp14="http://schemas.microsoft.com/office/word/2010/wordprocessingDrawing" xmlns:wp="http://schemas.openxmlformats.org/drawingml/2006/wordprocessingDrawing" xmlns:w10="urn:schemas-microsoft-com:office:word" xmlns:w="http://schemas.openxmlformats.org/wordprocessingml/2006/main" xmlns:w14="http://schemas.microsoft.com/office/word/2010/wordml" xmlns:w15="http://schemas.microsoft.com/office/word/2012/wordml" xmlns:w16cex="http://schemas.microsoft.com/office/word/2018/wordml/cex" xmlns:w16cid="http://schemas.microsoft.com/office/word/2016/wordml/cid" xmlns:w16="http://schemas.microsoft.com/office/word/2018/wordml" xmlns:w16sdtdh="http://schemas.microsoft.com/office/word/2020/wordml/sdtdatahash" xmlns:w16se="http://schemas.microsoft.com/office/word/2015/wordml/symex" xmlns:wpg="http://schemas.microsoft.com/office/word/2010/wordprocessingGroup" xmlns:wpi="http://schemas.microsoft.com/office/word/2010/wordprocessingInk" xmlns:wne="http://schemas.microsoft.com/office/word/2006/wordml" xmlns:wps="http://schemas.microsoft.com/office/word/2010/wordprocessingShape" mc:Ignorable="w14 w15 w16se w16cid w16 w16cex w16sdtdh wp14">
   <w:body>
     <w:tbl>
       <w:tblPr>
@@ -271,7 +271,7 @@
               <w:jc w:val="left"/>
               <w:rPr>
                 <w:rFonts w:ascii="Aptos" w:hAnsi="Aptos"/>
-                <w:b/>
+                <w:bCs/>
                 <w:sz w:val="22"/>
                 <w:szCs w:val="22"/>
               </w:rPr>
@@ -601,6 +601,11 @@
         <w:rPr>
           <w:noProof/>
         </w:rPr>
+      </w:r>
+      <w:r>
+        <w:rPr>
+          <w:noProof/>
+        </w:rPr>
         <w:pict w14:anchorId="4A003FE6">
           <v:shapetype id="_x0000_t75" coordsize="21600,21600" o:spt="75" o:preferrelative="t" path="m@4@5l@4@11@9@11@9@5xe" filled="f" stroked="f">
             <v:stroke joinstyle="miter"/>
@@ -621,7 +626,7 @@
             <v:path o:extrusionok="f" gradientshapeok="t" o:connecttype="rect"/>
             <o:lock v:ext="edit" aspectratio="t"/>
           </v:shapetype>
-          <v:shape id="_x0000_s2050" type="#_x0000_t75" alt="Immagine che contiene arte, disegno, Arte bambini, creatività&#10;&#10;Il contenuto generato dall'IA potrebbe non essere corretto." style="position:absolute;left:0;text-align:left;margin-left:76.85pt;margin-top:41.25pt;width:328pt;height:270.4pt;z-index:251657728;mso-wrap-edited:f">
+          <v:shape id="_x0000_s1026" type="#_x0000_t75" alt="Immagine che contiene arte, disegno, Arte bambini, creatività&#13;&#10;&#13;&#10;Il contenuto generato dall'IA potrebbe non essere corretto." style="position:absolute;left:0;text-align:left;margin-left:76.85pt;margin-top:41.25pt;width:328pt;height:270.4pt;z-index:251657728;mso-wrap-edited:f;mso-width-percent:0;mso-height-percent:0;mso-width-percent:0;mso-height-percent:0">
             <v:imagedata r:id="rId7" o:title="" cropright="13729f"/>
           </v:shape>
         </w:pict>
@@ -3497,6 +3502,7 @@
           <w:rFonts w:ascii="Aptos" w:hAnsi="Aptos"/>
           <w:sz w:val="24"/>
         </w:rPr>
+        <w:lastRenderedPageBreak/>
         <w:t>L’infezione può evolvere in una malattia infettiva conclamata, cioè in una patologia con una sintomatologia clinica tipica, di diversa gravità.</w:t>
       </w:r>
     </w:p>
@@ -4168,7 +4174,14 @@
         <w:rPr>
           <w:rFonts w:ascii="Aptos" w:hAnsi="Aptos"/>
         </w:rPr>
-        <w:t>tempi di durata e frequenza dell’effettiva esposizione efficace (quando stimabile) in relazione alla mansione ed alla fase di lavoro (es. si va da eventi a effetto “immediato”, come punture, tagli, morsi fino ad esposizioni continuative a materiali biologici potenzialmente infetti, come gli aerosol);</w:t>
+        <w:t xml:space="preserve">tempi di durata e frequenza dell’effettiva esposizione efficace (quando stimabile) in relazione alla mansione ed alla fase di lavoro (es. si va da eventi a effetto </w:t>
+      </w:r>
+      <w:r>
+        <w:rPr>
+          <w:rFonts w:ascii="Aptos" w:hAnsi="Aptos"/>
+        </w:rPr>
+        <w:lastRenderedPageBreak/>
+        <w:t>“immediato”, come punture, tagli, morsi fino ad esposizioni continuative a materiali biologici potenzialmente infetti, come gli aerosol);</w:t>
       </w:r>
     </w:p>
     <w:p>
@@ -4318,6 +4331,7 @@
           <w:sz w:val="24"/>
           <w:szCs w:val="24"/>
         </w:rPr>
+        <w:lastRenderedPageBreak/>
         <w:t>5. Approccio valutativo</w:t>
       </w:r>
       <w:bookmarkEnd w:id="28"/>
@@ -4652,6 +4666,7 @@
         <w:rPr>
           <w:rFonts w:ascii="Aptos" w:hAnsi="Aptos"/>
         </w:rPr>
+        <w:lastRenderedPageBreak/>
         <w:t>la prevenzione dei rischi professionali,</w:t>
       </w:r>
     </w:p>
@@ -4976,8 +4991,15 @@
           <w:noProof/>
           <w:sz w:val="24"/>
         </w:rPr>
-        <w:pict>
-          <v:shape id="_x0000_i1025" type="#_x0000_t75" style="width:86.25pt;height:10.5pt" equationxml="&lt;?xml version=&quot;1.0&quot; encoding=&quot;UTF-8&quot; standalone=&quot;yes&quot;?&gt;&#10;&lt;?mso-application progid=&quot;Word.Document&quot;?&gt;&#10;&lt;w:wordDocument xmlns:aml=&quot;http://schemas.microsoft.com/aml/2001/core&quot; xmlns:dt=&quot;uuid:C2F41010-65B3-11d1-A29F-00AA00C14882&quot; xmlns:ve=&quot;http://schemas.openxmlformats.org/markup-compatibility/2006&quot; xmlns:o=&quot;urn:schemas-microsoft-com:office:office&quot; xmlns:m=&quot;http://schemas.openxmlformats.org/officeDocument/2006/math&quot; xmlns:v=&quot;urn:schemas-microsoft-com:vml&quot; xmlns:w10=&quot;urn:schemas-microsoft-com:office:word&quot; xmlns:w=&quot;http://schemas.microsoft.com/office/word/2003/wordml&quot; xmlns:wx=&quot;http://schemas.microsoft.com/office/word/2003/auxHint&quot; xmlns:wsp=&quot;http://schemas.microsoft.com/office/word/2003/wordml/sp2&quot; xmlns:sl=&quot;http://schemas.microsoft.com/schemaLibrary/2003/core&quot; w:macrosPresent=&quot;no&quot; w:embeddedObjPresent=&quot;no&quot; w:ocxPresent=&quot;no&quot; xml:space=&quot;preserve&quot;&gt;&lt;w:ignoreSubtree w:val=&quot;http://schemas.microsoft.com/office/word/2003/wordml/sp2&quot;/&gt;&lt;o:DocumentProperties&gt;&lt;o:Version&gt;12&lt;/o:Version&gt;&lt;/o:DocumentProperties&gt;&lt;w:docPr&gt;&lt;w:view w:val=&quot;print&quot;/&gt;&lt;w:zoom w:percent=&quot;100&quot;/&gt;&lt;w:doNotEmbedSystemFonts/&gt;&lt;w:defaultTabStop w:val=&quot;708&quot;/&gt;&lt;w:hyphenationZone w:val=&quot;283&quot;/&gt;&lt;w:drawingGridHorizontalSpacing w:val=&quot;100&quot;/&gt;&lt;w:displayHorizontalDrawingGridEvery w:val=&quot;2&quot;/&gt;&lt;w:punctuationKerning/&gt;&lt;w:characterSpacingControl w:val=&quot;DontCompress&quot;/&gt;&lt;w:optimizeForBrowser/&gt;&lt;w:validateAgainstSchema/&gt;&lt;w:saveInvalidXML w:val=&quot;off&quot;/&gt;&lt;w:ignoreMixedContent w:val=&quot;off&quot;/&gt;&lt;w:alwaysShowPlaceholderText w:val=&quot;off&quot;/&gt;&lt;w:compat&gt;&lt;w:breakWrappedTables/&gt;&lt;w:snapToGridInCell/&gt;&lt;w:wrapTextWithPunct/&gt;&lt;w:useAsianBreakRules/&gt;&lt;w:dontGrowAutofit/&gt;&lt;/w:compat&gt;&lt;wsp:rsids&gt;&lt;wsp:rsidRoot wsp:val=&quot;00823F22&quot;/&gt;&lt;wsp:rsid wsp:val=&quot;00006493&quot;/&gt;&lt;wsp:rsid wsp:val=&quot;00072799&quot;/&gt;&lt;wsp:rsid wsp:val=&quot;000963D5&quot;/&gt;&lt;wsp:rsid wsp:val=&quot;000C63B2&quot;/&gt;&lt;wsp:rsid wsp:val=&quot;000D1E46&quot;/&gt;&lt;wsp:rsid wsp:val=&quot;000D6186&quot;/&gt;&lt;wsp:rsid wsp:val=&quot;00105652&quot;/&gt;&lt;wsp:rsid wsp:val=&quot;00110242&quot;/&gt;&lt;wsp:rsid wsp:val=&quot;0011121F&quot;/&gt;&lt;wsp:rsid wsp:val=&quot;00131608&quot;/&gt;&lt;wsp:rsid wsp:val=&quot;00155C56&quot;/&gt;&lt;wsp:rsid wsp:val=&quot;00156FA9&quot;/&gt;&lt;wsp:rsid wsp:val=&quot;001855FA&quot;/&gt;&lt;wsp:rsid wsp:val=&quot;001B7BF6&quot;/&gt;&lt;wsp:rsid wsp:val=&quot;001D1949&quot;/&gt;&lt;wsp:rsid wsp:val=&quot;001D35EF&quot;/&gt;&lt;wsp:rsid wsp:val=&quot;00206450&quot;/&gt;&lt;wsp:rsid wsp:val=&quot;00210C5F&quot;/&gt;&lt;wsp:rsid wsp:val=&quot;0022610C&quot;/&gt;&lt;wsp:rsid wsp:val=&quot;002369A1&quot;/&gt;&lt;wsp:rsid wsp:val=&quot;002666F4&quot;/&gt;&lt;wsp:rsid wsp:val=&quot;00296D46&quot;/&gt;&lt;wsp:rsid wsp:val=&quot;002A3574&quot;/&gt;&lt;wsp:rsid wsp:val=&quot;002A6E3C&quot;/&gt;&lt;wsp:rsid wsp:val=&quot;002C391F&quot;/&gt;&lt;wsp:rsid wsp:val=&quot;002E15E4&quot;/&gt;&lt;wsp:rsid wsp:val=&quot;002F3D4E&quot;/&gt;&lt;wsp:rsid wsp:val=&quot;00316D8C&quot;/&gt;&lt;wsp:rsid wsp:val=&quot;00345B4E&quot;/&gt;&lt;wsp:rsid wsp:val=&quot;0035282E&quot;/&gt;&lt;wsp:rsid wsp:val=&quot;003868D8&quot;/&gt;&lt;wsp:rsid wsp:val=&quot;00396FE3&quot;/&gt;&lt;wsp:rsid wsp:val=&quot;00397514&quot;/&gt;&lt;wsp:rsid wsp:val=&quot;003B7DCC&quot;/&gt;&lt;wsp:rsid wsp:val=&quot;003F4F6F&quot;/&gt;&lt;wsp:rsid wsp:val=&quot;00434916&quot;/&gt;&lt;wsp:rsid wsp:val=&quot;0043627A&quot;/&gt;&lt;wsp:rsid wsp:val=&quot;004411E0&quot;/&gt;&lt;wsp:rsid wsp:val=&quot;00445469&quot;/&gt;&lt;wsp:rsid wsp:val=&quot;0047169D&quot;/&gt;&lt;wsp:rsid wsp:val=&quot;00491288&quot;/&gt;&lt;wsp:rsid wsp:val=&quot;00495935&quot;/&gt;&lt;wsp:rsid wsp:val=&quot;004977F6&quot;/&gt;&lt;wsp:rsid wsp:val=&quot;004B0622&quot;/&gt;&lt;wsp:rsid wsp:val=&quot;004C225A&quot;/&gt;&lt;wsp:rsid wsp:val=&quot;004D7581&quot;/&gt;&lt;wsp:rsid wsp:val=&quot;004E173E&quot;/&gt;&lt;wsp:rsid wsp:val=&quot;00501CD7&quot;/&gt;&lt;wsp:rsid wsp:val=&quot;00503F4A&quot;/&gt;&lt;wsp:rsid wsp:val=&quot;00504EFC&quot;/&gt;&lt;wsp:rsid wsp:val=&quot;0051140B&quot;/&gt;&lt;wsp:rsid wsp:val=&quot;005428C9&quot;/&gt;&lt;wsp:rsid wsp:val=&quot;00566796&quot;/&gt;&lt;wsp:rsid wsp:val=&quot;00587539&quot;/&gt;&lt;wsp:rsid wsp:val=&quot;005913EA&quot;/&gt;&lt;wsp:rsid wsp:val=&quot;005A35BC&quot;/&gt;&lt;wsp:rsid wsp:val=&quot;005D3655&quot;/&gt;&lt;wsp:rsid wsp:val=&quot;005F2F31&quot;/&gt;&lt;wsp:rsid wsp:val=&quot;0060699C&quot;/&gt;&lt;wsp:rsid wsp:val=&quot;00620A7F&quot;/&gt;&lt;wsp:rsid wsp:val=&quot;00621364&quot;/&gt;&lt;wsp:rsid wsp:val=&quot;0066773E&quot;/&gt;&lt;wsp:rsid wsp:val=&quot;0068442F&quot;/&gt;&lt;wsp:rsid wsp:val=&quot;0068612F&quot;/&gt;&lt;wsp:rsid wsp:val=&quot;006A0F19&quot;/&gt;&lt;wsp:rsid wsp:val=&quot;006A3570&quot;/&gt;&lt;wsp:rsid wsp:val=&quot;006B4DBF&quot;/&gt;&lt;wsp:rsid wsp:val=&quot;006D18BC&quot;/&gt;&lt;wsp:rsid wsp:val=&quot;00707702&quot;/&gt;&lt;wsp:rsid wsp:val=&quot;00751493&quot;/&gt;&lt;wsp:rsid wsp:val=&quot;00753A5C&quot;/&gt;&lt;wsp:rsid wsp:val=&quot;00757042&quot;/&gt;&lt;wsp:rsid wsp:val=&quot;00764DE1&quot;/&gt;&lt;wsp:rsid wsp:val=&quot;007C415C&quot;/&gt;&lt;wsp:rsid wsp:val=&quot;007D0A0F&quot;/&gt;&lt;wsp:rsid wsp:val=&quot;007D3045&quot;/&gt;&lt;wsp:rsid wsp:val=&quot;007F3226&quot;/&gt;&lt;wsp:rsid wsp:val=&quot;00823F22&quot;/&gt;&lt;wsp:rsid wsp:val=&quot;00825BD7&quot;/&gt;&lt;wsp:rsid wsp:val=&quot;00833A73&quot;/&gt;&lt;wsp:rsid wsp:val=&quot;00882B54&quot;/&gt;&lt;wsp:rsid wsp:val=&quot;008A2EB5&quot;/&gt;&lt;wsp:rsid wsp:val=&quot;008B2980&quot;/&gt;&lt;wsp:rsid wsp:val=&quot;008C78E3&quot;/&gt;&lt;wsp:rsid wsp:val=&quot;008D7A05&quot;/&gt;&lt;wsp:rsid wsp:val=&quot;008E14F4&quot;/&gt;&lt;wsp:rsid wsp:val=&quot;008E5143&quot;/&gt;&lt;wsp:rsid wsp:val=&quot;008F4CC0&quot;/&gt;&lt;wsp:rsid wsp:val=&quot;00960F23&quot;/&gt;&lt;wsp:rsid wsp:val=&quot;00970133&quot;/&gt;&lt;wsp:rsid wsp:val=&quot;00975BC8&quot;/&gt;&lt;wsp:rsid wsp:val=&quot;00975E2E&quot;/&gt;&lt;wsp:rsid wsp:val=&quot;009B5662&quot;/&gt;&lt;wsp:rsid wsp:val=&quot;009E2CC7&quot;/&gt;&lt;wsp:rsid wsp:val=&quot;00A023D8&quot;/&gt;&lt;wsp:rsid wsp:val=&quot;00A11A6D&quot;/&gt;&lt;wsp:rsid wsp:val=&quot;00A2092F&quot;/&gt;&lt;wsp:rsid wsp:val=&quot;00A20D8D&quot;/&gt;&lt;wsp:rsid wsp:val=&quot;00A32849&quot;/&gt;&lt;wsp:rsid wsp:val=&quot;00A530C7&quot;/&gt;&lt;wsp:rsid wsp:val=&quot;00A91CE3&quot;/&gt;&lt;wsp:rsid wsp:val=&quot;00A95143&quot;/&gt;&lt;wsp:rsid wsp:val=&quot;00AA050A&quot;/&gt;&lt;wsp:rsid wsp:val=&quot;00AB0935&quot;/&gt;&lt;wsp:rsid wsp:val=&quot;00AE713F&quot;/&gt;&lt;wsp:rsid wsp:val=&quot;00AF2842&quot;/&gt;&lt;wsp:rsid wsp:val=&quot;00B00AA4&quot;/&gt;&lt;wsp:rsid wsp:val=&quot;00B16DBF&quot;/&gt;&lt;wsp:rsid wsp:val=&quot;00B279AF&quot;/&gt;&lt;wsp:rsid wsp:val=&quot;00B4751C&quot;/&gt;&lt;wsp:rsid wsp:val=&quot;00B611D9&quot;/&gt;&lt;wsp:rsid wsp:val=&quot;00B81A30&quot;/&gt;&lt;wsp:rsid wsp:val=&quot;00BA6C9F&quot;/&gt;&lt;wsp:rsid wsp:val=&quot;00BC7BDF&quot;/&gt;&lt;wsp:rsid wsp:val=&quot;00BE34D0&quot;/&gt;&lt;wsp:rsid wsp:val=&quot;00BE6620&quot;/&gt;&lt;wsp:rsid wsp:val=&quot;00BF7AAC&quot;/&gt;&lt;wsp:rsid wsp:val=&quot;00C106B8&quot;/&gt;&lt;wsp:rsid wsp:val=&quot;00C206FD&quot;/&gt;&lt;wsp:rsid wsp:val=&quot;00C255FC&quot;/&gt;&lt;wsp:rsid wsp:val=&quot;00C62FFC&quot;/&gt;&lt;wsp:rsid wsp:val=&quot;00C6498B&quot;/&gt;&lt;wsp:rsid wsp:val=&quot;00C74EC5&quot;/&gt;&lt;wsp:rsid wsp:val=&quot;00C9779E&quot;/&gt;&lt;wsp:rsid wsp:val=&quot;00CA0E70&quot;/&gt;&lt;wsp:rsid wsp:val=&quot;00CF184C&quot;/&gt;&lt;wsp:rsid wsp:val=&quot;00CF2760&quot;/&gt;&lt;wsp:rsid wsp:val=&quot;00D04124&quot;/&gt;&lt;wsp:rsid wsp:val=&quot;00D05136&quot;/&gt;&lt;wsp:rsid wsp:val=&quot;00D13B0B&quot;/&gt;&lt;wsp:rsid wsp:val=&quot;00D23A36&quot;/&gt;&lt;wsp:rsid wsp:val=&quot;00D531C8&quot;/&gt;&lt;wsp:rsid wsp:val=&quot;00D80740&quot;/&gt;&lt;wsp:rsid wsp:val=&quot;00E0368B&quot;/&gt;&lt;wsp:rsid wsp:val=&quot;00E04360&quot;/&gt;&lt;wsp:rsid wsp:val=&quot;00E12014&quot;/&gt;&lt;wsp:rsid wsp:val=&quot;00E142AE&quot;/&gt;&lt;wsp:rsid wsp:val=&quot;00E21087&quot;/&gt;&lt;wsp:rsid wsp:val=&quot;00E359A7&quot;/&gt;&lt;wsp:rsid wsp:val=&quot;00E57685&quot;/&gt;&lt;wsp:rsid wsp:val=&quot;00E61C79&quot;/&gt;&lt;wsp:rsid wsp:val=&quot;00E72AC9&quot;/&gt;&lt;wsp:rsid wsp:val=&quot;00E7333F&quot;/&gt;&lt;wsp:rsid wsp:val=&quot;00E84D36&quot;/&gt;&lt;wsp:rsid wsp:val=&quot;00EA2B1E&quot;/&gt;&lt;wsp:rsid wsp:val=&quot;00EA4FE1&quot;/&gt;&lt;wsp:rsid wsp:val=&quot;00EF1BF6&quot;/&gt;&lt;wsp:rsid wsp:val=&quot;00F07563&quot;/&gt;&lt;wsp:rsid wsp:val=&quot;00F24282&quot;/&gt;&lt;wsp:rsid wsp:val=&quot;00F43B79&quot;/&gt;&lt;wsp:rsid wsp:val=&quot;00F47E25&quot;/&gt;&lt;wsp:rsid wsp:val=&quot;00F57CA3&quot;/&gt;&lt;wsp:rsid wsp:val=&quot;00F75AE5&quot;/&gt;&lt;wsp:rsid wsp:val=&quot;00F77774&quot;/&gt;&lt;wsp:rsid wsp:val=&quot;00F80E24&quot;/&gt;&lt;wsp:rsid wsp:val=&quot;00FB155A&quot;/&gt;&lt;wsp:rsid wsp:val=&quot;00FE0B1C&quot;/&gt;&lt;wsp:rsid wsp:val=&quot;00FF3663&quot;/&gt;&lt;/wsp:rsids&gt;&lt;/w:docPr&gt;&lt;w:body&gt;&lt;w:p wsp:rsidR=&quot;00000000&quot; wsp:rsidRDefault=&quot;00316D8C&quot;&gt;&lt;m:oMathPara&gt;&lt;m:oMath&gt;&lt;m:r&gt;&lt;w:rPr&gt;&lt;w:rFonts w:ascii=&quot;Cambria Math&quot; w:h-ansi=&quot;Cambria Math&quot;/&gt;&lt;wx:font wx:val=&quot;Cambria Math&quot;/&gt;&lt;w:i/&gt;&lt;/w:rPr&gt;&lt;m:t&gt;R=f&lt;/m:t&gt;&lt;/m:r&gt;&lt;m:d&gt;&lt;m:dPr&gt;&lt;m:ctrlPr&gt;&lt;w:rPr&gt;&lt;w:rFonts w:ascii=&quot;Cambria Math&quot; w:h-ansi=&quot;Cambria Math&quot;/&gt;&lt;wx:font wx:val=&quot;Cambria Math&quot;/&gt;&lt;w:i/&gt;&lt;/w:rPr&gt;&lt;/m:ctrlPr&gt;&lt;/m:dPr&gt;&lt;m:e&gt;&lt;m:r&gt;&lt;w:rPr&gt;&lt;w:rFonts w:ascii=&quot;Cambria Math&quot; w:h-ansi=&quot;Cambria Math&quot;/&gt;&lt;wx:font wx:val=&quot;Cambria Math&quot;/&gt;&lt;w:i/&gt;&lt;/w:rPr&gt;&lt;m:t&gt;P,D&lt;/m:t&gt;&lt;/m:r&gt;&lt;/m:e&gt;&lt;/m:d&gt;&lt;m:r&gt;&lt;w:rPr&gt;&lt;w:rFonts w:ascii=&quot;Cambria Math&quot; w:h-ansi=&quot;Cambria Math&quot;/&gt;&lt;wx:font wx:val=&quot;Cambria Math&quot;/&gt;&lt;w:i/&gt;&lt;/w:rPr&gt;&lt;m:t&gt;=P*D&lt;/m:t&gt;&lt;/m:r&gt;&lt;/m:oMath&gt;&lt;/m:oMathPara&gt;&lt;/w:p&gt;&lt;w:sectPr wsp:rsidR=&quot;00000000&quot;&gt;&lt;w:pgSz w:w=&quot;12240&quot; w:h=&quot;15840&quot;/&gt;&lt;w:pgMar w:top=&quot;1417&quot; w:right=&quot;1134&quot; w:bottom=&quot;1134&quot; w:left=&quot;1134&quot; w:header=&quot;720&quot; w:footer=&quot;720&quot; w:gutter=&quot;0&quot;/&gt;&lt;w:cols w:space=&quot;720&quot;/&gt;&lt;/w:sectPr&gt;&lt;/w:body&gt;&lt;/w:wordDocument&gt;">
+      </w:r>
+      <w:r>
+        <w:rPr>
+          <w:rFonts w:ascii="Aptos" w:hAnsi="Aptos"/>
+          <w:noProof/>
+          <w:sz w:val="24"/>
+        </w:rPr>
+        <w:pict w14:anchorId="7CDA3F1F">
+          <v:shape id="_x0000_i1025" type="#_x0000_t75" alt="" style="width:85.95pt;height:10.75pt;mso-width-percent:0;mso-height-percent:0;mso-width-percent:0;mso-height-percent:0" equationxml="&lt;?xml version=&quot;1.0&quot; encoding=&quot;UTF-8&quot; standalone=&quot;yes&quot;?&gt;&#13;&#10;&lt;?mso-application progid=&quot;Word.Document&quot;?&gt;&#13;&#10;&lt;w:wordDocument xmlns:aml=&quot;http://schemas.microsoft.com/aml/2001/core&quot; xmlns:dt=&quot;uuid:C2F41010-65B3-11d1-A29F-00AA00C14882&quot; xmlns:ve=&quot;http://schemas.openxmlformats.org/markup-compatibility/2006&quot; xmlns:o=&quot;urn:schemas-microsoft-com:office:office&quot; xmlns:m=&quot;http://schemas.openxmlformats.org/officeDocument/2006/math&quot; xmlns:v=&quot;urn:schemas-microsoft-com:vml&quot; xmlns:w10=&quot;urn:schemas-microsoft-com:office:word&quot; xmlns:w=&quot;http://schemas.microsoft.com/office/word/2003/wordml&quot; xmlns:wx=&quot;http://schemas.microsoft.com/office/word/2003/auxHint&quot; xmlns:wsp=&quot;http://schemas.microsoft.com/office/word/2003/wordml/sp2&quot; xmlns:sl=&quot;http://schemas.microsoft.com/schemaLibrary/2003/core&quot; w:macrosPresent=&quot;no&quot; w:embeddedObjPresent=&quot;no&quot; w:ocxPresent=&quot;no&quot; xml:space=&quot;preserve&quot;&gt;&lt;w:ignoreSubtree w:val=&quot;http://schemas.microsoft.com/office/word/2003/wordml/sp2&quot;/&gt;&lt;o:DocumentProperties&gt;&lt;o:Version&gt;12&lt;/o:Version&gt;&lt;/o:DocumentProperties&gt;&lt;w:docPr&gt;&lt;w:view w:val=&quot;print&quot;/&gt;&lt;w:zoom w:percent=&quot;100&quot;/&gt;&lt;w:doNotEmbedSystemFonts/&gt;&lt;w:defaultTabStop w:val=&quot;708&quot;/&gt;&lt;w:hyphenationZone w:val=&quot;283&quot;/&gt;&lt;w:drawingGridHorizontalSpacing w:val=&quot;100&quot;/&gt;&lt;w:displayHorizontalDrawingGridEvery w:val=&quot;2&quot;/&gt;&lt;w:punctuationKerning/&gt;&lt;w:characterSpacingControl w:val=&quot;DontCompress&quot;/&gt;&lt;w:optimizeForBrowser/&gt;&lt;w:validateAgainstSchema/&gt;&lt;w:saveInvalidXML w:val=&quot;off&quot;/&gt;&lt;w:ignoreMixedContent w:val=&quot;off&quot;/&gt;&lt;w:alwaysShowPlaceholderText w:val=&quot;off&quot;/&gt;&lt;w:compat&gt;&lt;w:breakWrappedTables/&gt;&lt;w:snapToGridInCell/&gt;&lt;w:wrapTextWithPunct/&gt;&lt;w:useAsianBreakRules/&gt;&lt;w:dontGrowAutofit/&gt;&lt;/w:compat&gt;&lt;wsp:rsids&gt;&lt;wsp:rsidRoot wsp:val=&quot;00823F22&quot;/&gt;&lt;wsp:rsid wsp:val=&quot;00006493&quot;/&gt;&lt;wsp:rsid wsp:val=&quot;00072799&quot;/&gt;&lt;wsp:rsid wsp:val=&quot;000963D5&quot;/&gt;&lt;wsp:rsid wsp:val=&quot;000C63B2&quot;/&gt;&lt;wsp:rsid wsp:val=&quot;000D1E46&quot;/&gt;&lt;wsp:rsid wsp:val=&quot;000D6186&quot;/&gt;&lt;wsp:rsid wsp:val=&quot;00105652&quot;/&gt;&lt;wsp:rsid wsp:val=&quot;00110242&quot;/&gt;&lt;wsp:rsid wsp:val=&quot;0011121F&quot;/&gt;&lt;wsp:rsid wsp:val=&quot;00131608&quot;/&gt;&lt;wsp:rsid wsp:val=&quot;00155C56&quot;/&gt;&lt;wsp:rsid wsp:val=&quot;00156FA9&quot;/&gt;&lt;wsp:rsid wsp:val=&quot;001855FA&quot;/&gt;&lt;wsp:rsid wsp:val=&quot;001B7BF6&quot;/&gt;&lt;wsp:rsid wsp:val=&quot;001D1949&quot;/&gt;&lt;wsp:rsid wsp:val=&quot;001D35EF&quot;/&gt;&lt;wsp:rsid wsp:val=&quot;00206450&quot;/&gt;&lt;wsp:rsid wsp:val=&quot;00210C5F&quot;/&gt;&lt;wsp:rsid wsp:val=&quot;0022610C&quot;/&gt;&lt;wsp:rsid wsp:val=&quot;002369A1&quot;/&gt;&lt;wsp:rsid wsp:val=&quot;002666F4&quot;/&gt;&lt;wsp:rsid wsp:val=&quot;00296D46&quot;/&gt;&lt;wsp:rsid wsp:val=&quot;002A3574&quot;/&gt;&lt;wsp:rsid wsp:val=&quot;002A6E3C&quot;/&gt;&lt;wsp:rsid wsp:val=&quot;002C391F&quot;/&gt;&lt;wsp:rsid wsp:val=&quot;002E15E4&quot;/&gt;&lt;wsp:rsid wsp:val=&quot;002F3D4E&quot;/&gt;&lt;wsp:rsid wsp:val=&quot;00316D8C&quot;/&gt;&lt;wsp:rsid wsp:val=&quot;00345B4E&quot;/&gt;&lt;wsp:rsid wsp:val=&quot;0035282E&quot;/&gt;&lt;wsp:rsid wsp:val=&quot;003868D8&quot;/&gt;&lt;wsp:rsid wsp:val=&quot;00396FE3&quot;/&gt;&lt;wsp:rsid wsp:val=&quot;00397514&quot;/&gt;&lt;wsp:rsid wsp:val=&quot;003B7DCC&quot;/&gt;&lt;wsp:rsid wsp:val=&quot;003F4F6F&quot;/&gt;&lt;wsp:rsid wsp:val=&quot;00434916&quot;/&gt;&lt;wsp:rsid wsp:val=&quot;0043627A&quot;/&gt;&lt;wsp:rsid wsp:val=&quot;004411E0&quot;/&gt;&lt;wsp:rsid wsp:val=&quot;00445469&quot;/&gt;&lt;wsp:rsid wsp:val=&quot;0047169D&quot;/&gt;&lt;wsp:rsid wsp:val=&quot;00491288&quot;/&gt;&lt;wsp:rsid wsp:val=&quot;00495935&quot;/&gt;&lt;wsp:rsid wsp:val=&quot;004977F6&quot;/&gt;&lt;wsp:rsid wsp:val=&quot;004B0622&quot;/&gt;&lt;wsp:rsid wsp:val=&quot;004C225A&quot;/&gt;&lt;wsp:rsid wsp:val=&quot;004D7581&quot;/&gt;&lt;wsp:rsid wsp:val=&quot;004E173E&quot;/&gt;&lt;wsp:rsid wsp:val=&quot;00501CD7&quot;/&gt;&lt;wsp:rsid wsp:val=&quot;00503F4A&quot;/&gt;&lt;wsp:rsid wsp:val=&quot;00504EFC&quot;/&gt;&lt;wsp:rsid wsp:val=&quot;0051140B&quot;/&gt;&lt;wsp:rsid wsp:val=&quot;005428C9&quot;/&gt;&lt;wsp:rsid wsp:val=&quot;00566796&quot;/&gt;&lt;wsp:rsid wsp:val=&quot;00587539&quot;/&gt;&lt;wsp:rsid wsp:val=&quot;005913EA&quot;/&gt;&lt;wsp:rsid wsp:val=&quot;005A35BC&quot;/&gt;&lt;wsp:rsid wsp:val=&quot;005D3655&quot;/&gt;&lt;wsp:rsid wsp:val=&quot;005F2F31&quot;/&gt;&lt;wsp:rsid wsp:val=&quot;0060699C&quot;/&gt;&lt;wsp:rsid wsp:val=&quot;00620A7F&quot;/&gt;&lt;wsp:rsid wsp:val=&quot;00621364&quot;/&gt;&lt;wsp:rsid wsp:val=&quot;0066773E&quot;/&gt;&lt;wsp:rsid wsp:val=&quot;0068442F&quot;/&gt;&lt;wsp:rsid wsp:val=&quot;0068612F&quot;/&gt;&lt;wsp:rsid wsp:val=&quot;006A0F19&quot;/&gt;&lt;wsp:rsid wsp:val=&quot;006A3570&quot;/&gt;&lt;wsp:rsid wsp:val=&quot;006B4DBF&quot;/&gt;&lt;wsp:rsid wsp:val=&quot;006D18BC&quot;/&gt;&lt;wsp:rsid wsp:val=&quot;00707702&quot;/&gt;&lt;wsp:rsid wsp:val=&quot;00751493&quot;/&gt;&lt;wsp:rsid wsp:val=&quot;00753A5C&quot;/&gt;&lt;wsp:rsid wsp:val=&quot;00757042&quot;/&gt;&lt;wsp:rsid wsp:val=&quot;00764DE1&quot;/&gt;&lt;wsp:rsid wsp:val=&quot;007C415C&quot;/&gt;&lt;wsp:rsid wsp:val=&quot;007D0A0F&quot;/&gt;&lt;wsp:rsid wsp:val=&quot;007D3045&quot;/&gt;&lt;wsp:rsid wsp:val=&quot;007F3226&quot;/&gt;&lt;wsp:rsid wsp:val=&quot;00823F22&quot;/&gt;&lt;wsp:rsid wsp:val=&quot;00825BD7&quot;/&gt;&lt;wsp:rsid wsp:val=&quot;00833A73&quot;/&gt;&lt;wsp:rsid wsp:val=&quot;00882B54&quot;/&gt;&lt;wsp:rsid wsp:val=&quot;008A2EB5&quot;/&gt;&lt;wsp:rsid wsp:val=&quot;008B2980&quot;/&gt;&lt;wsp:rsid wsp:val=&quot;008C78E3&quot;/&gt;&lt;wsp:rsid wsp:val=&quot;008D7A05&quot;/&gt;&lt;wsp:rsid wsp:val=&quot;008E14F4&quot;/&gt;&lt;wsp:rsid wsp:val=&quot;008E5143&quot;/&gt;&lt;wsp:rsid wsp:val=&quot;008F4CC0&quot;/&gt;&lt;wsp:rsid wsp:val=&quot;00960F23&quot;/&gt;&lt;wsp:rsid wsp:val=&quot;00970133&quot;/&gt;&lt;wsp:rsid wsp:val=&quot;00975BC8&quot;/&gt;&lt;wsp:rsid wsp:val=&quot;00975E2E&quot;/&gt;&lt;wsp:rsid wsp:val=&quot;009B5662&quot;/&gt;&lt;wsp:rsid wsp:val=&quot;009E2CC7&quot;/&gt;&lt;wsp:rsid wsp:val=&quot;00A023D8&quot;/&gt;&lt;wsp:rsid wsp:val=&quot;00A11A6D&quot;/&gt;&lt;wsp:rsid wsp:val=&quot;00A2092F&quot;/&gt;&lt;wsp:rsid wsp:val=&quot;00A20D8D&quot;/&gt;&lt;wsp:rsid wsp:val=&quot;00A32849&quot;/&gt;&lt;wsp:rsid wsp:val=&quot;00A530C7&quot;/&gt;&lt;wsp:rsid wsp:val=&quot;00A91CE3&quot;/&gt;&lt;wsp:rsid wsp:val=&quot;00A95143&quot;/&gt;&lt;wsp:rsid wsp:val=&quot;00AA050A&quot;/&gt;&lt;wsp:rsid wsp:val=&quot;00AB0935&quot;/&gt;&lt;wsp:rsid wsp:val=&quot;00AE713F&quot;/&gt;&lt;wsp:rsid wsp:val=&quot;00AF2842&quot;/&gt;&lt;wsp:rsid wsp:val=&quot;00B00AA4&quot;/&gt;&lt;wsp:rsid wsp:val=&quot;00B16DBF&quot;/&gt;&lt;wsp:rsid wsp:val=&quot;00B279AF&quot;/&gt;&lt;wsp:rsid wsp:val=&quot;00B4751C&quot;/&gt;&lt;wsp:rsid wsp:val=&quot;00B611D9&quot;/&gt;&lt;wsp:rsid wsp:val=&quot;00B81A30&quot;/&gt;&lt;wsp:rsid wsp:val=&quot;00BA6C9F&quot;/&gt;&lt;wsp:rsid wsp:val=&quot;00BC7BDF&quot;/&gt;&lt;wsp:rsid wsp:val=&quot;00BE34D0&quot;/&gt;&lt;wsp:rsid wsp:val=&quot;00BE6620&quot;/&gt;&lt;wsp:rsid wsp:val=&quot;00BF7AAC&quot;/&gt;&lt;wsp:rsid wsp:val=&quot;00C106B8&quot;/&gt;&lt;wsp:rsid wsp:val=&quot;00C206FD&quot;/&gt;&lt;wsp:rsid wsp:val=&quot;00C255FC&quot;/&gt;&lt;wsp:rsid wsp:val=&quot;00C62FFC&quot;/&gt;&lt;wsp:rsid wsp:val=&quot;00C6498B&quot;/&gt;&lt;wsp:rsid wsp:val=&quot;00C74EC5&quot;/&gt;&lt;wsp:rsid wsp:val=&quot;00C9779E&quot;/&gt;&lt;wsp:rsid wsp:val=&quot;00CA0E70&quot;/&gt;&lt;wsp:rsid wsp:val=&quot;00CF184C&quot;/&gt;&lt;wsp:rsid wsp:val=&quot;00CF2760&quot;/&gt;&lt;wsp:rsid wsp:val=&quot;00D04124&quot;/&gt;&lt;wsp:rsid wsp:val=&quot;00D05136&quot;/&gt;&lt;wsp:rsid wsp:val=&quot;00D13B0B&quot;/&gt;&lt;wsp:rsid wsp:val=&quot;00D23A36&quot;/&gt;&lt;wsp:rsid wsp:val=&quot;00D531C8&quot;/&gt;&lt;wsp:rsid wsp:val=&quot;00D80740&quot;/&gt;&lt;wsp:rsid wsp:val=&quot;00E0368B&quot;/&gt;&lt;wsp:rsid wsp:val=&quot;00E04360&quot;/&gt;&lt;wsp:rsid wsp:val=&quot;00E12014&quot;/&gt;&lt;wsp:rsid wsp:val=&quot;00E142AE&quot;/&gt;&lt;wsp:rsid wsp:val=&quot;00E21087&quot;/&gt;&lt;wsp:rsid wsp:val=&quot;00E359A7&quot;/&gt;&lt;wsp:rsid wsp:val=&quot;00E57685&quot;/&gt;&lt;wsp:rsid wsp:val=&quot;00E61C79&quot;/&gt;&lt;wsp:rsid wsp:val=&quot;00E72AC9&quot;/&gt;&lt;wsp:rsid wsp:val=&quot;00E7333F&quot;/&gt;&lt;wsp:rsid wsp:val=&quot;00E84D36&quot;/&gt;&lt;wsp:rsid wsp:val=&quot;00EA2B1E&quot;/&gt;&lt;wsp:rsid wsp:val=&quot;00EA4FE1&quot;/&gt;&lt;wsp:rsid wsp:val=&quot;00EF1BF6&quot;/&gt;&lt;wsp:rsid wsp:val=&quot;00F07563&quot;/&gt;&lt;wsp:rsid wsp:val=&quot;00F24282&quot;/&gt;&lt;wsp:rsid wsp:val=&quot;00F43B79&quot;/&gt;&lt;wsp:rsid wsp:val=&quot;00F47E25&quot;/&gt;&lt;wsp:rsid wsp:val=&quot;00F57CA3&quot;/&gt;&lt;wsp:rsid wsp:val=&quot;00F75AE5&quot;/&gt;&lt;wsp:rsid wsp:val=&quot;00F77774&quot;/&gt;&lt;wsp:rsid wsp:val=&quot;00F80E24&quot;/&gt;&lt;wsp:rsid wsp:val=&quot;00FB155A&quot;/&gt;&lt;wsp:rsid wsp:val=&quot;00FE0B1C&quot;/&gt;&lt;wsp:rsid wsp:val=&quot;00FF3663&quot;/&gt;&lt;/wsp:rsids&gt;&lt;/w:docPr&gt;&lt;w:body&gt;&lt;w:p wsp:rsidR=&quot;00000000&quot; wsp:rsidRDefault=&quot;00316D8C&quot;&gt;&lt;m:oMathPara&gt;&lt;m:oMath&gt;&lt;m:r&gt;&lt;w:rPr&gt;&lt;w:rFonts w:ascii=&quot;Cambria Math&quot; w:h-ansi=&quot;Cambria Math&quot;/&gt;&lt;wx:font wx:val=&quot;Cambria Math&quot;/&gt;&lt;w:i/&gt;&lt;/w:rPr&gt;&lt;m:t&gt;R=f&lt;/m:t&gt;&lt;/m:r&gt;&lt;m:d&gt;&lt;m:dPr&gt;&lt;m:ctrlPr&gt;&lt;w:rPr&gt;&lt;w:rFonts w:ascii=&quot;Cambria Math&quot; w:h-ansi=&quot;Cambria Math&quot;/&gt;&lt;wx:font wx:val=&quot;Cambria Math&quot;/&gt;&lt;w:i/&gt;&lt;/w:rPr&gt;&lt;/m:ctrlPr&gt;&lt;/m:dPr&gt;&lt;m:e&gt;&lt;m:r&gt;&lt;w:rPr&gt;&lt;w:rFonts w:ascii=&quot;Cambria Math&quot; w:h-ansi=&quot;Cambria Math&quot;/&gt;&lt;wx:font wx:val=&quot;Cambria Math&quot;/&gt;&lt;w:i/&gt;&lt;/w:rPr&gt;&lt;m:t&gt;P,D&lt;/m:t&gt;&lt;/m:r&gt;&lt;/m:e&gt;&lt;/m:d&gt;&lt;m:r&gt;&lt;w:rPr&gt;&lt;w:rFonts w:ascii=&quot;Cambria Math&quot; w:h-ansi=&quot;Cambria Math&quot;/&gt;&lt;wx:font wx:val=&quot;Cambria Math&quot;/&gt;&lt;w:i/&gt;&lt;/w:rPr&gt;&lt;m:t&gt;=P*D&lt;/m:t&gt;&lt;/m:r&gt;&lt;/m:oMath&gt;&lt;/m:oMathPara&gt;&lt;/w:p&gt;&lt;w:sectPr wsp:rsidR=&quot;00000000&quot;&gt;&lt;w:pgSz w:w=&quot;12240&quot; w:h=&quot;15840&quot;/&gt;&lt;w:pgMar w:top=&quot;1417&quot; w:right=&quot;1134&quot; w:bottom=&quot;1134&quot; w:left=&quot;1134&quot; w:header=&quot;720&quot; w:footer=&quot;720&quot; w:gutter=&quot;0&quot;/&gt;&lt;w:cols w:space=&quot;720&quot;/&gt;&lt;/w:sectPr&gt;&lt;/w:body&gt;&lt;/w:wordDocument&gt;">
             <v:imagedata r:id="rId8" o:title="" chromakey="white"/>
           </v:shape>
         </w:pict>
@@ -5020,7 +5042,15 @@
           <w:rFonts w:ascii="Aptos" w:hAnsi="Aptos"/>
           <w:sz w:val="24"/>
         </w:rPr>
-        <w:t xml:space="preserve"> (p) fa riferimento principalmente all’esistenza di una correlazione più o meno diretta tra la carenza riscontrata ed il danno ipotizzato; in secondo luogo all’esistenza di dati statistici noti a riguardo, a livello di azienda o di comparto di attività; infine, un criterio di notevole importanza, è quello del giudizio soggettivo di chi è direttamente coinvolto nella realtà lavorativa, che spesso costituisce l'unica fonte di tipo pseudo-statistico disponibile. Tale giudizio può essere misurato in modo indiretto attraverso il livello di sorpresa che l’evento provocherebbe, secondo una prassi molto interessante utilizzata a riguardo in alcuni Paesi anglosassoni. </w:t>
+        <w:t xml:space="preserve"> (p) fa riferimento principalmente all’esistenza di una correlazione più o meno diretta tra la carenza riscontrata ed il danno ipotizzato; in secondo luogo all’esistenza di dati statistici noti a riguardo, a livello di azienda o di comparto </w:t>
+      </w:r>
+      <w:r>
+        <w:rPr>
+          <w:rFonts w:ascii="Aptos" w:hAnsi="Aptos"/>
+          <w:sz w:val="24"/>
+        </w:rPr>
+        <w:lastRenderedPageBreak/>
+        <w:t xml:space="preserve">di attività; infine, un criterio di notevole importanza, è quello del giudizio soggettivo di chi è direttamente coinvolto nella realtà lavorativa, che spesso costituisce l'unica fonte di tipo pseudo-statistico disponibile. Tale giudizio può essere misurato in modo indiretto attraverso il livello di sorpresa che l’evento provocherebbe, secondo una prassi molto interessante utilizzata a riguardo in alcuni Paesi anglosassoni. </w:t>
       </w:r>
     </w:p>
     <w:p>
@@ -5405,7 +5435,16 @@
                 <w:i/>
                 <w:sz w:val="24"/>
               </w:rPr>
-              <w:t>Zoonosi raramente presente e a basso potenziale di trasmissibilità; può provocare inabilità temporanea con prognosi variabile, generalmente &gt; 4 settimane di guarigione. In alcune situazioni ha prodotto effetti più gravi, portando a inabilità permanente o danni irreversibili (morte, perdite anatomiche e/o funzionali), soprattutto in soggetti il cui il sistema immunitario risultava essere già compromesso per altre cause. Gli effetti possono essere incrementati dalla presenza di aerosol contaminato anche con sostanze irritanti e/o sensibilizzanti per inalazione.</w:t>
+              <w:t xml:space="preserve">Zoonosi raramente presente e a basso potenziale di trasmissibilità; può provocare inabilità temporanea con prognosi variabile, generalmente &gt; 4 settimane di guarigione. In alcune situazioni ha prodotto effetti più gravi, portando a inabilità permanente o danni irreversibili (morte, perdite anatomiche e/o funzionali), soprattutto in soggetti il cui il sistema immunitario risultava essere già compromesso per altre cause. Gli effetti possono essere incrementati dalla </w:t>
+            </w:r>
+            <w:r>
+              <w:rPr>
+                <w:rFonts w:ascii="Aptos" w:hAnsi="Aptos"/>
+                <w:i/>
+                <w:sz w:val="24"/>
+              </w:rPr>
+              <w:lastRenderedPageBreak/>
+              <w:t>presenza di aerosol contaminato anche con sostanze irritanti e/o sensibilizzanti per inalazione.</w:t>
             </w:r>
           </w:p>
         </w:tc>
@@ -5432,6 +5471,7 @@
                 <w:b/>
                 <w:sz w:val="24"/>
               </w:rPr>
+              <w:lastRenderedPageBreak/>
               <w:t>4</w:t>
             </w:r>
           </w:p>
@@ -5619,6 +5659,7 @@
           <w:rFonts w:ascii="Aptos" w:hAnsi="Aptos"/>
           <w:sz w:val="24"/>
         </w:rPr>
+        <w:lastRenderedPageBreak/>
         <w:t xml:space="preserve">Scala dell’indice  </w:t>
       </w:r>
       <w:r>
@@ -7183,6 +7224,7 @@
           <w:rFonts w:ascii="Aptos" w:hAnsi="Aptos"/>
           <w:szCs w:val="24"/>
         </w:rPr>
+        <w:lastRenderedPageBreak/>
         <w:t>6.4 Identificazione agenti biologici presenti o potenzialmente presenti</w:t>
       </w:r>
       <w:bookmarkEnd w:id="47"/>
@@ -8540,7 +8582,16 @@
                 <w:sz w:val="22"/>
                 <w:szCs w:val="22"/>
               </w:rPr>
-              <w:t>(problema rilevante rappresentato dagli stafilococchi MRSA, meticillina resistenti)</w:t>
+              <w:t xml:space="preserve">(problema rilevante </w:t>
+            </w:r>
+            <w:r>
+              <w:rPr>
+                <w:rFonts w:ascii="Aptos" w:hAnsi="Aptos"/>
+                <w:sz w:val="22"/>
+                <w:szCs w:val="22"/>
+              </w:rPr>
+              <w:lastRenderedPageBreak/>
+              <w:t>rappresentato dagli stafilococchi MRSA, meticillina resistenti)</w:t>
             </w:r>
           </w:p>
         </w:tc>
@@ -8569,6 +8620,7 @@
                 <w:sz w:val="22"/>
                 <w:szCs w:val="22"/>
               </w:rPr>
+              <w:lastRenderedPageBreak/>
               <w:t>Gruppo 2</w:t>
             </w:r>
           </w:p>
@@ -8627,7 +8679,16 @@
                 <w:sz w:val="22"/>
                 <w:szCs w:val="22"/>
               </w:rPr>
-              <w:t>Rash cutanei, impetigine, infezione di ferite, infezioni urinarie, infezioni oculari, otiti</w:t>
+              <w:t xml:space="preserve">Rash cutanei, impetigine, infezione di ferite, infezioni urinarie, </w:t>
+            </w:r>
+            <w:r>
+              <w:rPr>
+                <w:rFonts w:ascii="Aptos" w:hAnsi="Aptos"/>
+                <w:sz w:val="22"/>
+                <w:szCs w:val="22"/>
+              </w:rPr>
+              <w:lastRenderedPageBreak/>
+              <w:t>infezioni oculari, otiti</w:t>
             </w:r>
           </w:p>
         </w:tc>
@@ -8662,6 +8723,7 @@
                 <w:sz w:val="22"/>
                 <w:szCs w:val="22"/>
               </w:rPr>
+              <w:lastRenderedPageBreak/>
               <w:fldChar w:fldCharType="begin">
                 <w:ffData>
                   <w:name w:val="Controllo3"/>
@@ -10273,6 +10335,7 @@
                 <w:sz w:val="22"/>
                 <w:szCs w:val="22"/>
               </w:rPr>
+              <w:lastRenderedPageBreak/>
               <w:t>Insetti e zecche</w:t>
             </w:r>
           </w:p>
@@ -13373,6 +13436,7 @@
                 <w:b/>
                 <w:sz w:val="24"/>
               </w:rPr>
+              <w:lastRenderedPageBreak/>
               <w:t>4</w:t>
             </w:r>
           </w:p>
@@ -17347,6 +17411,7 @@
                 <w:b/>
                 <w:sz w:val="24"/>
               </w:rPr>
+              <w:lastRenderedPageBreak/>
               <w:t>Rif.</w:t>
             </w:r>
           </w:p>
@@ -18546,6 +18611,13 @@
                 <w:rFonts w:ascii="Aptos" w:hAnsi="Aptos"/>
                 <w:sz w:val="24"/>
               </w:rPr>
+              <w:fldChar w:fldCharType="separate"/>
+            </w:r>
+            <w:r>
+              <w:rPr>
+                <w:rFonts w:ascii="Aptos" w:hAnsi="Aptos"/>
+                <w:sz w:val="24"/>
+              </w:rPr>
               <w:fldChar w:fldCharType="end"/>
             </w:r>
             <w:r>
@@ -18721,6 +18793,13 @@
                 <w:rFonts w:ascii="Aptos" w:hAnsi="Aptos"/>
                 <w:sz w:val="24"/>
               </w:rPr>
+            </w:r>
+            <w:r>
+              <w:rPr>
+                <w:rFonts w:ascii="Aptos" w:hAnsi="Aptos"/>
+                <w:sz w:val="24"/>
+              </w:rPr>
+              <w:fldChar w:fldCharType="separate"/>
             </w:r>
             <w:r>
               <w:rPr>
@@ -25393,6 +25472,7 @@
                 <w:rFonts w:ascii="Aptos" w:hAnsi="Aptos"/>
                 <w:sz w:val="24"/>
               </w:rPr>
+              <w:lastRenderedPageBreak/>
               <w:fldChar w:fldCharType="begin">
                 <w:ffData>
                   <w:name w:val="Controllo3"/>
@@ -25712,6 +25792,7 @@
                 <w:rFonts w:ascii="Aptos" w:hAnsi="Aptos"/>
                 <w:sz w:val="24"/>
               </w:rPr>
+              <w:lastRenderedPageBreak/>
               <w:t>MISURE PER IL CONTROLLO DELLE LEGIONELLE</w:t>
             </w:r>
           </w:p>
@@ -26807,6 +26888,7 @@
           <w:rFonts w:ascii="Aptos" w:hAnsi="Aptos"/>
           <w:szCs w:val="24"/>
         </w:rPr>
+        <w:lastRenderedPageBreak/>
         <w:t>6.8 Stima dei rischi residui di esposizione</w:t>
       </w:r>
       <w:bookmarkEnd w:id="57"/>
@@ -30287,7 +30369,16 @@
                 <w:b/>
                 <w:sz w:val="24"/>
               </w:rPr>
-              <w:t>Modalità di trasmissione</w:t>
+              <w:t xml:space="preserve">Modalità di </w:t>
+            </w:r>
+            <w:r>
+              <w:rPr>
+                <w:rFonts w:ascii="Aptos" w:hAnsi="Aptos"/>
+                <w:b/>
+                <w:sz w:val="24"/>
+              </w:rPr>
+              <w:lastRenderedPageBreak/>
+              <w:t>trasmissione</w:t>
             </w:r>
           </w:p>
         </w:tc>
@@ -30316,6 +30407,7 @@
                 <w:b/>
                 <w:sz w:val="24"/>
               </w:rPr>
+              <w:lastRenderedPageBreak/>
               <w:t>Valutazione del rischio</w:t>
             </w:r>
           </w:p>
@@ -34526,7 +34618,16 @@
                 <w:b/>
                 <w:sz w:val="24"/>
               </w:rPr>
-              <w:t>Modalità di trasmissione</w:t>
+              <w:t xml:space="preserve">Modalità di </w:t>
+            </w:r>
+            <w:r>
+              <w:rPr>
+                <w:rFonts w:ascii="Aptos" w:hAnsi="Aptos"/>
+                <w:b/>
+                <w:sz w:val="24"/>
+              </w:rPr>
+              <w:lastRenderedPageBreak/>
+              <w:t>trasmissione</w:t>
             </w:r>
           </w:p>
         </w:tc>
@@ -34558,6 +34659,7 @@
                 <w:b/>
                 <w:sz w:val="24"/>
               </w:rPr>
+              <w:lastRenderedPageBreak/>
               <w:t>Valutazione del rischio</w:t>
             </w:r>
           </w:p>
@@ -34834,6 +34936,13 @@
                 <w:rFonts w:ascii="Aptos" w:hAnsi="Aptos"/>
                 <w:sz w:val="24"/>
               </w:rPr>
+              <w:fldChar w:fldCharType="separate"/>
+            </w:r>
+            <w:r>
+              <w:rPr>
+                <w:rFonts w:ascii="Aptos" w:hAnsi="Aptos"/>
+                <w:sz w:val="24"/>
+              </w:rPr>
               <w:fldChar w:fldCharType="end"/>
             </w:r>
             <w:r>
@@ -35007,6 +35116,13 @@
                 <w:rFonts w:ascii="Aptos" w:hAnsi="Aptos"/>
                 <w:sz w:val="24"/>
               </w:rPr>
+            </w:r>
+            <w:r>
+              <w:rPr>
+                <w:rFonts w:ascii="Aptos" w:hAnsi="Aptos"/>
+                <w:sz w:val="24"/>
+              </w:rPr>
+              <w:fldChar w:fldCharType="separate"/>
             </w:r>
             <w:r>
               <w:rPr>
@@ -38946,6 +39062,7 @@
                 <w:bCs/>
                 <w:sz w:val="24"/>
               </w:rPr>
+              <w:lastRenderedPageBreak/>
               <w:t>15</w:t>
             </w:r>
           </w:p>
@@ -39488,6 +39605,7 @@
           <w:rFonts w:ascii="Aptos" w:hAnsi="Aptos"/>
           <w:lang w:val="it-IT"/>
         </w:rPr>
+        <w:lastRenderedPageBreak/>
         <w:t>6</w:t>
       </w:r>
       <w:r>
@@ -39937,7 +40055,7 @@
 </file>
 
 <file path=word/endnotes.xml><?xml version="1.0" encoding="utf-8"?>
-<w:endnotes xmlns:wpc="http://schemas.microsoft.com/office/word/2010/wordprocessingCanvas" xmlns:cx="http://schemas.microsoft.com/office/drawing/2014/chartex" xmlns:cx1="http://schemas.microsoft.com/office/drawing/2015/9/8/chartex" xmlns:cx2="http://schemas.microsoft.com/office/drawing/2015/10/21/chartex" xmlns:cx3="http://schemas.microsoft.com/office/drawing/2016/5/9/chartex" xmlns:cx4="http://schemas.microsoft.com/office/drawing/2016/5/10/chartex" xmlns:cx5="http://schemas.microsoft.com/office/drawing/2016/5/11/chartex" xmlns:cx6="http://schemas.microsoft.com/office/drawing/2016/5/12/chartex" xmlns:cx7="http://schemas.microsoft.com/office/drawing/2016/5/13/chartex" xmlns:cx8="http://schemas.microsoft.com/office/drawing/2016/5/14/chartex" xmlns:mc="http://schemas.openxmlformats.org/markup-compatibility/2006" xmlns:aink="http://schemas.microsoft.com/office/drawing/2016/ink" xmlns:am3d="http://schemas.microsoft.com/office/drawing/2017/model3d" xmlns:o="urn:schemas-microsoft-com:office:office" xmlns:oel="http://schemas.microsoft.com/office/2019/extlst" xmlns:r="http://schemas.openxmlformats.org/officeDocument/2006/relationships" xmlns:m="http://schemas.openxmlformats.org/officeDocument/2006/math" xmlns:v="urn:schemas-microsoft-com:vml" xmlns:wp14="http://schemas.microsoft.com/office/word/2010/wordprocessingDrawing" xmlns:wp="http://schemas.openxmlformats.org/drawingml/2006/wordprocessingDrawing" xmlns:w10="urn:schemas-microsoft-com:office:word" xmlns:w="http://schemas.openxmlformats.org/wordprocessingml/2006/main" xmlns:w14="http://schemas.microsoft.com/office/word/2010/wordml" xmlns:w15="http://schemas.microsoft.com/office/word/2012/wordml" xmlns:w16cex="http://schemas.microsoft.com/office/word/2018/wordml/cex" xmlns:w16cid="http://schemas.microsoft.com/office/word/2016/wordml/cid" xmlns:w16="http://schemas.microsoft.com/office/word/2018/wordml" xmlns:w16du="http://schemas.microsoft.com/office/word/2023/wordml/word16du" xmlns:w16sdtdh="http://schemas.microsoft.com/office/word/2020/wordml/sdtdatahash" xmlns:w16se="http://schemas.microsoft.com/office/word/2015/wordml/symex" xmlns:wpg="http://schemas.microsoft.com/office/word/2010/wordprocessingGroup" xmlns:wpi="http://schemas.microsoft.com/office/word/2010/wordprocessingInk" xmlns:wne="http://schemas.microsoft.com/office/word/2006/wordml" xmlns:wps="http://schemas.microsoft.com/office/word/2010/wordprocessingShape" mc:Ignorable="w14 w15 w16se w16cid w16 w16cex w16sdtdh w16du wp14">
+<w:endnotes xmlns:wpc="http://schemas.microsoft.com/office/word/2010/wordprocessingCanvas" xmlns:cx="http://schemas.microsoft.com/office/drawing/2014/chartex" xmlns:cx1="http://schemas.microsoft.com/office/drawing/2015/9/8/chartex" xmlns:cx2="http://schemas.microsoft.com/office/drawing/2015/10/21/chartex" xmlns:cx3="http://schemas.microsoft.com/office/drawing/2016/5/9/chartex" xmlns:cx4="http://schemas.microsoft.com/office/drawing/2016/5/10/chartex" xmlns:cx5="http://schemas.microsoft.com/office/drawing/2016/5/11/chartex" xmlns:cx6="http://schemas.microsoft.com/office/drawing/2016/5/12/chartex" xmlns:cx7="http://schemas.microsoft.com/office/drawing/2016/5/13/chartex" xmlns:cx8="http://schemas.microsoft.com/office/drawing/2016/5/14/chartex" xmlns:mc="http://schemas.openxmlformats.org/markup-compatibility/2006" xmlns:aink="http://schemas.microsoft.com/office/drawing/2016/ink" xmlns:am3d="http://schemas.microsoft.com/office/drawing/2017/model3d" xmlns:o="urn:schemas-microsoft-com:office:office" xmlns:r="http://schemas.openxmlformats.org/officeDocument/2006/relationships" xmlns:m="http://schemas.openxmlformats.org/officeDocument/2006/math" xmlns:v="urn:schemas-microsoft-com:vml" xmlns:wp14="http://schemas.microsoft.com/office/word/2010/wordprocessingDrawing" xmlns:wp="http://schemas.openxmlformats.org/drawingml/2006/wordprocessingDrawing" xmlns:w10="urn:schemas-microsoft-com:office:word" xmlns:w="http://schemas.openxmlformats.org/wordprocessingml/2006/main" xmlns:w14="http://schemas.microsoft.com/office/word/2010/wordml" xmlns:w15="http://schemas.microsoft.com/office/word/2012/wordml" xmlns:w16cex="http://schemas.microsoft.com/office/word/2018/wordml/cex" xmlns:w16cid="http://schemas.microsoft.com/office/word/2016/wordml/cid" xmlns:w16="http://schemas.microsoft.com/office/word/2018/wordml" xmlns:w16sdtdh="http://schemas.microsoft.com/office/word/2020/wordml/sdtdatahash" xmlns:w16se="http://schemas.microsoft.com/office/word/2015/wordml/symex" xmlns:wpg="http://schemas.microsoft.com/office/word/2010/wordprocessingGroup" xmlns:wpi="http://schemas.microsoft.com/office/word/2010/wordprocessingInk" xmlns:wne="http://schemas.microsoft.com/office/word/2006/wordml" xmlns:wps="http://schemas.microsoft.com/office/word/2010/wordprocessingShape" mc:Ignorable="w14 w15 w16se w16cid w16 w16cex w16sdtdh wp14">
   <w:endnote w:type="separator" w:id="-1">
     <w:p>
       <w:r>
@@ -39956,7 +40074,7 @@
 </file>
 
 <file path=word/footer1.xml><?xml version="1.0" encoding="utf-8"?>
-<w:ftr xmlns:wpc="http://schemas.microsoft.com/office/word/2010/wordprocessingCanvas" xmlns:cx="http://schemas.microsoft.com/office/drawing/2014/chartex" xmlns:cx1="http://schemas.microsoft.com/office/drawing/2015/9/8/chartex" xmlns:cx2="http://schemas.microsoft.com/office/drawing/2015/10/21/chartex" xmlns:cx3="http://schemas.microsoft.com/office/drawing/2016/5/9/chartex" xmlns:cx4="http://schemas.microsoft.com/office/drawing/2016/5/10/chartex" xmlns:cx5="http://schemas.microsoft.com/office/drawing/2016/5/11/chartex" xmlns:cx6="http://schemas.microsoft.com/office/drawing/2016/5/12/chartex" xmlns:cx7="http://schemas.microsoft.com/office/drawing/2016/5/13/chartex" xmlns:cx8="http://schemas.microsoft.com/office/drawing/2016/5/14/chartex" xmlns:mc="http://schemas.openxmlformats.org/markup-compatibility/2006" xmlns:aink="http://schemas.microsoft.com/office/drawing/2016/ink" xmlns:am3d="http://schemas.microsoft.com/office/drawing/2017/model3d" xmlns:o="urn:schemas-microsoft-com:office:office" xmlns:oel="http://schemas.microsoft.com/office/2019/extlst" xmlns:r="http://schemas.openxmlformats.org/officeDocument/2006/relationships" xmlns:m="http://schemas.openxmlformats.org/officeDocument/2006/math" xmlns:v="urn:schemas-microsoft-com:vml" xmlns:wp14="http://schemas.microsoft.com/office/word/2010/wordprocessingDrawing" xmlns:wp="http://schemas.openxmlformats.org/drawingml/2006/wordprocessingDrawing" xmlns:w10="urn:schemas-microsoft-com:office:word" xmlns:w="http://schemas.openxmlformats.org/wordprocessingml/2006/main" xmlns:w14="http://schemas.microsoft.com/office/word/2010/wordml" xmlns:w15="http://schemas.microsoft.com/office/word/2012/wordml" xmlns:w16cex="http://schemas.microsoft.com/office/word/2018/wordml/cex" xmlns:w16cid="http://schemas.microsoft.com/office/word/2016/wordml/cid" xmlns:w16="http://schemas.microsoft.com/office/word/2018/wordml" xmlns:w16du="http://schemas.microsoft.com/office/word/2023/wordml/word16du" xmlns:w16sdtdh="http://schemas.microsoft.com/office/word/2020/wordml/sdtdatahash" xmlns:w16se="http://schemas.microsoft.com/office/word/2015/wordml/symex" xmlns:wpg="http://schemas.microsoft.com/office/word/2010/wordprocessingGroup" xmlns:wpi="http://schemas.microsoft.com/office/word/2010/wordprocessingInk" xmlns:wne="http://schemas.microsoft.com/office/word/2006/wordml" xmlns:wps="http://schemas.microsoft.com/office/word/2010/wordprocessingShape" mc:Ignorable="w14 w15 w16se w16cid w16 w16cex w16sdtdh w16du wp14">
+<w:ftr xmlns:wpc="http://schemas.microsoft.com/office/word/2010/wordprocessingCanvas" xmlns:cx="http://schemas.microsoft.com/office/drawing/2014/chartex" xmlns:cx1="http://schemas.microsoft.com/office/drawing/2015/9/8/chartex" xmlns:cx2="http://schemas.microsoft.com/office/drawing/2015/10/21/chartex" xmlns:cx3="http://schemas.microsoft.com/office/drawing/2016/5/9/chartex" xmlns:cx4="http://schemas.microsoft.com/office/drawing/2016/5/10/chartex" xmlns:cx5="http://schemas.microsoft.com/office/drawing/2016/5/11/chartex" xmlns:cx6="http://schemas.microsoft.com/office/drawing/2016/5/12/chartex" xmlns:cx7="http://schemas.microsoft.com/office/drawing/2016/5/13/chartex" xmlns:cx8="http://schemas.microsoft.com/office/drawing/2016/5/14/chartex" xmlns:mc="http://schemas.openxmlformats.org/markup-compatibility/2006" xmlns:aink="http://schemas.microsoft.com/office/drawing/2016/ink" xmlns:am3d="http://schemas.microsoft.com/office/drawing/2017/model3d" xmlns:o="urn:schemas-microsoft-com:office:office" xmlns:r="http://schemas.openxmlformats.org/officeDocument/2006/relationships" xmlns:m="http://schemas.openxmlformats.org/officeDocument/2006/math" xmlns:v="urn:schemas-microsoft-com:vml" xmlns:wp14="http://schemas.microsoft.com/office/word/2010/wordprocessingDrawing" xmlns:wp="http://schemas.openxmlformats.org/drawingml/2006/wordprocessingDrawing" xmlns:w10="urn:schemas-microsoft-com:office:word" xmlns:w="http://schemas.openxmlformats.org/wordprocessingml/2006/main" xmlns:w14="http://schemas.microsoft.com/office/word/2010/wordml" xmlns:w15="http://schemas.microsoft.com/office/word/2012/wordml" xmlns:w16cex="http://schemas.microsoft.com/office/word/2018/wordml/cex" xmlns:w16cid="http://schemas.microsoft.com/office/word/2016/wordml/cid" xmlns:w16="http://schemas.microsoft.com/office/word/2018/wordml" xmlns:w16sdtdh="http://schemas.microsoft.com/office/word/2020/wordml/sdtdatahash" xmlns:w16se="http://schemas.microsoft.com/office/word/2015/wordml/symex" xmlns:wpg="http://schemas.microsoft.com/office/word/2010/wordprocessingGroup" xmlns:wpi="http://schemas.microsoft.com/office/word/2010/wordprocessingInk" xmlns:wne="http://schemas.microsoft.com/office/word/2006/wordml" xmlns:wps="http://schemas.microsoft.com/office/word/2010/wordprocessingShape" mc:Ignorable="w14 w15 w16se w16cid w16 w16cex w16sdtdh wp14">
   <w:tbl>
     <w:tblPr>
       <w:tblW w:w="9778" w:type="dxa"/>
@@ -40130,6 +40248,11 @@
             <w:rPr>
               <w:noProof/>
             </w:rPr>
+          </w:r>
+          <w:r>
+            <w:rPr>
+              <w:noProof/>
+            </w:rPr>
             <w:pict w14:anchorId="1A658731">
               <v:shapetype id="_x0000_t75" coordsize="21600,21600" o:spt="75" o:preferrelative="t" path="m@4@5l@4@11@9@11@9@5xe" filled="f" stroked="f">
                 <v:stroke joinstyle="miter"/>
@@ -40150,7 +40273,7 @@
                 <v:path o:extrusionok="f" gradientshapeok="t" o:connecttype="rect"/>
                 <o:lock v:ext="edit" aspectratio="t"/>
               </v:shapetype>
-              <v:shape id="Immagine 4" o:spid="_x0000_s1025" type="#_x0000_t75" style="position:absolute;margin-left:-17pt;margin-top:4.55pt;width:108pt;height:37.4pt;z-index:251657728;visibility:visible;mso-wrap-edited:f;mso-position-horizontal-relative:text;mso-position-vertical-relative:text">
+              <v:shape id="Immagine 4" o:spid="_x0000_s1025" type="#_x0000_t75" alt="" style="position:absolute;margin-left:-17pt;margin-top:4.55pt;width:108pt;height:37.4pt;z-index:251657728;visibility:visible;mso-wrap-edited:f;mso-width-percent:0;mso-height-percent:0;mso-position-horizontal-relative:text;mso-position-vertical-relative:text;mso-width-percent:0;mso-height-percent:0">
                 <v:imagedata r:id="rId1" o:title=""/>
               </v:shape>
             </w:pict>
@@ -40490,7 +40613,7 @@
 </file>
 
 <file path=word/footnotes.xml><?xml version="1.0" encoding="utf-8"?>
-<w:footnotes xmlns:wpc="http://schemas.microsoft.com/office/word/2010/wordprocessingCanvas" xmlns:cx="http://schemas.microsoft.com/office/drawing/2014/chartex" xmlns:cx1="http://schemas.microsoft.com/office/drawing/2015/9/8/chartex" xmlns:cx2="http://schemas.microsoft.com/office/drawing/2015/10/21/chartex" xmlns:cx3="http://schemas.microsoft.com/office/drawing/2016/5/9/chartex" xmlns:cx4="http://schemas.microsoft.com/office/drawing/2016/5/10/chartex" xmlns:cx5="http://schemas.microsoft.com/office/drawing/2016/5/11/chartex" xmlns:cx6="http://schemas.microsoft.com/office/drawing/2016/5/12/chartex" xmlns:cx7="http://schemas.microsoft.com/office/drawing/2016/5/13/chartex" xmlns:cx8="http://schemas.microsoft.com/office/drawing/2016/5/14/chartex" xmlns:mc="http://schemas.openxmlformats.org/markup-compatibility/2006" xmlns:aink="http://schemas.microsoft.com/office/drawing/2016/ink" xmlns:am3d="http://schemas.microsoft.com/office/drawing/2017/model3d" xmlns:o="urn:schemas-microsoft-com:office:office" xmlns:oel="http://schemas.microsoft.com/office/2019/extlst" xmlns:r="http://schemas.openxmlformats.org/officeDocument/2006/relationships" xmlns:m="http://schemas.openxmlformats.org/officeDocument/2006/math" xmlns:v="urn:schemas-microsoft-com:vml" xmlns:wp14="http://schemas.microsoft.com/office/word/2010/wordprocessingDrawing" xmlns:wp="http://schemas.openxmlformats.org/drawingml/2006/wordprocessingDrawing" xmlns:w10="urn:schemas-microsoft-com:office:word" xmlns:w="http://schemas.openxmlformats.org/wordprocessingml/2006/main" xmlns:w14="http://schemas.microsoft.com/office/word/2010/wordml" xmlns:w15="http://schemas.microsoft.com/office/word/2012/wordml" xmlns:w16cex="http://schemas.microsoft.com/office/word/2018/wordml/cex" xmlns:w16cid="http://schemas.microsoft.com/office/word/2016/wordml/cid" xmlns:w16="http://schemas.microsoft.com/office/word/2018/wordml" xmlns:w16du="http://schemas.microsoft.com/office/word/2023/wordml/word16du" xmlns:w16sdtdh="http://schemas.microsoft.com/office/word/2020/wordml/sdtdatahash" xmlns:w16se="http://schemas.microsoft.com/office/word/2015/wordml/symex" xmlns:wpg="http://schemas.microsoft.com/office/word/2010/wordprocessingGroup" xmlns:wpi="http://schemas.microsoft.com/office/word/2010/wordprocessingInk" xmlns:wne="http://schemas.microsoft.com/office/word/2006/wordml" xmlns:wps="http://schemas.microsoft.com/office/word/2010/wordprocessingShape" mc:Ignorable="w14 w15 w16se w16cid w16 w16cex w16sdtdh w16du wp14">
+<w:footnotes xmlns:wpc="http://schemas.microsoft.com/office/word/2010/wordprocessingCanvas" xmlns:cx="http://schemas.microsoft.com/office/drawing/2014/chartex" xmlns:cx1="http://schemas.microsoft.com/office/drawing/2015/9/8/chartex" xmlns:cx2="http://schemas.microsoft.com/office/drawing/2015/10/21/chartex" xmlns:cx3="http://schemas.microsoft.com/office/drawing/2016/5/9/chartex" xmlns:cx4="http://schemas.microsoft.com/office/drawing/2016/5/10/chartex" xmlns:cx5="http://schemas.microsoft.com/office/drawing/2016/5/11/chartex" xmlns:cx6="http://schemas.microsoft.com/office/drawing/2016/5/12/chartex" xmlns:cx7="http://schemas.microsoft.com/office/drawing/2016/5/13/chartex" xmlns:cx8="http://schemas.microsoft.com/office/drawing/2016/5/14/chartex" xmlns:mc="http://schemas.openxmlformats.org/markup-compatibility/2006" xmlns:aink="http://schemas.microsoft.com/office/drawing/2016/ink" xmlns:am3d="http://schemas.microsoft.com/office/drawing/2017/model3d" xmlns:o="urn:schemas-microsoft-com:office:office" xmlns:r="http://schemas.openxmlformats.org/officeDocument/2006/relationships" xmlns:m="http://schemas.openxmlformats.org/officeDocument/2006/math" xmlns:v="urn:schemas-microsoft-com:vml" xmlns:wp14="http://schemas.microsoft.com/office/word/2010/wordprocessingDrawing" xmlns:wp="http://schemas.openxmlformats.org/drawingml/2006/wordprocessingDrawing" xmlns:w10="urn:schemas-microsoft-com:office:word" xmlns:w="http://schemas.openxmlformats.org/wordprocessingml/2006/main" xmlns:w14="http://schemas.microsoft.com/office/word/2010/wordml" xmlns:w15="http://schemas.microsoft.com/office/word/2012/wordml" xmlns:w16cex="http://schemas.microsoft.com/office/word/2018/wordml/cex" xmlns:w16cid="http://schemas.microsoft.com/office/word/2016/wordml/cid" xmlns:w16="http://schemas.microsoft.com/office/word/2018/wordml" xmlns:w16sdtdh="http://schemas.microsoft.com/office/word/2020/wordml/sdtdatahash" xmlns:w16se="http://schemas.microsoft.com/office/word/2015/wordml/symex" xmlns:wpg="http://schemas.microsoft.com/office/word/2010/wordprocessingGroup" xmlns:wpi="http://schemas.microsoft.com/office/word/2010/wordprocessingInk" xmlns:wne="http://schemas.microsoft.com/office/word/2006/wordml" xmlns:wps="http://schemas.microsoft.com/office/word/2010/wordprocessingShape" mc:Ignorable="w14 w15 w16se w16cid w16 w16cex w16sdtdh wp14">
   <w:footnote w:type="separator" w:id="-1">
     <w:p>
       <w:r>
@@ -40509,7 +40632,7 @@
 </file>
 
 <file path=word/header1.xml><?xml version="1.0" encoding="utf-8"?>
-<w:hdr xmlns:wpc="http://schemas.microsoft.com/office/word/2010/wordprocessingCanvas" xmlns:cx="http://schemas.microsoft.com/office/drawing/2014/chartex" xmlns:cx1="http://schemas.microsoft.com/office/drawing/2015/9/8/chartex" xmlns:cx2="http://schemas.microsoft.com/office/drawing/2015/10/21/chartex" xmlns:cx3="http://schemas.microsoft.com/office/drawing/2016/5/9/chartex" xmlns:cx4="http://schemas.microsoft.com/office/drawing/2016/5/10/chartex" xmlns:cx5="http://schemas.microsoft.com/office/drawing/2016/5/11/chartex" xmlns:cx6="http://schemas.microsoft.com/office/drawing/2016/5/12/chartex" xmlns:cx7="http://schemas.microsoft.com/office/drawing/2016/5/13/chartex" xmlns:cx8="http://schemas.microsoft.com/office/drawing/2016/5/14/chartex" xmlns:mc="http://schemas.openxmlformats.org/markup-compatibility/2006" xmlns:aink="http://schemas.microsoft.com/office/drawing/2016/ink" xmlns:am3d="http://schemas.microsoft.com/office/drawing/2017/model3d" xmlns:o="urn:schemas-microsoft-com:office:office" xmlns:oel="http://schemas.microsoft.com/office/2019/extlst" xmlns:r="http://schemas.openxmlformats.org/officeDocument/2006/relationships" xmlns:m="http://schemas.openxmlformats.org/officeDocument/2006/math" xmlns:v="urn:schemas-microsoft-com:vml" xmlns:wp14="http://schemas.microsoft.com/office/word/2010/wordprocessingDrawing" xmlns:wp="http://schemas.openxmlformats.org/drawingml/2006/wordprocessingDrawing" xmlns:w10="urn:schemas-microsoft-com:office:word" xmlns:w="http://schemas.openxmlformats.org/wordprocessingml/2006/main" xmlns:w14="http://schemas.microsoft.com/office/word/2010/wordml" xmlns:w15="http://schemas.microsoft.com/office/word/2012/wordml" xmlns:w16cex="http://schemas.microsoft.com/office/word/2018/wordml/cex" xmlns:w16cid="http://schemas.microsoft.com/office/word/2016/wordml/cid" xmlns:w16="http://schemas.microsoft.com/office/word/2018/wordml" xmlns:w16du="http://schemas.microsoft.com/office/word/2023/wordml/word16du" xmlns:w16sdtdh="http://schemas.microsoft.com/office/word/2020/wordml/sdtdatahash" xmlns:w16se="http://schemas.microsoft.com/office/word/2015/wordml/symex" xmlns:wpg="http://schemas.microsoft.com/office/word/2010/wordprocessingGroup" xmlns:wpi="http://schemas.microsoft.com/office/word/2010/wordprocessingInk" xmlns:wne="http://schemas.microsoft.com/office/word/2006/wordml" xmlns:wps="http://schemas.microsoft.com/office/word/2010/wordprocessingShape" mc:Ignorable="w14 w15 w16se w16cid w16 w16cex w16sdtdh w16du wp14">
+<w:hdr xmlns:wpc="http://schemas.microsoft.com/office/word/2010/wordprocessingCanvas" xmlns:cx="http://schemas.microsoft.com/office/drawing/2014/chartex" xmlns:cx1="http://schemas.microsoft.com/office/drawing/2015/9/8/chartex" xmlns:cx2="http://schemas.microsoft.com/office/drawing/2015/10/21/chartex" xmlns:cx3="http://schemas.microsoft.com/office/drawing/2016/5/9/chartex" xmlns:cx4="http://schemas.microsoft.com/office/drawing/2016/5/10/chartex" xmlns:cx5="http://schemas.microsoft.com/office/drawing/2016/5/11/chartex" xmlns:cx6="http://schemas.microsoft.com/office/drawing/2016/5/12/chartex" xmlns:cx7="http://schemas.microsoft.com/office/drawing/2016/5/13/chartex" xmlns:cx8="http://schemas.microsoft.com/office/drawing/2016/5/14/chartex" xmlns:mc="http://schemas.openxmlformats.org/markup-compatibility/2006" xmlns:aink="http://schemas.microsoft.com/office/drawing/2016/ink" xmlns:am3d="http://schemas.microsoft.com/office/drawing/2017/model3d" xmlns:o="urn:schemas-microsoft-com:office:office" xmlns:r="http://schemas.openxmlformats.org/officeDocument/2006/relationships" xmlns:m="http://schemas.openxmlformats.org/officeDocument/2006/math" xmlns:v="urn:schemas-microsoft-com:vml" xmlns:wp14="http://schemas.microsoft.com/office/word/2010/wordprocessingDrawing" xmlns:wp="http://schemas.openxmlformats.org/drawingml/2006/wordprocessingDrawing" xmlns:w10="urn:schemas-microsoft-com:office:word" xmlns:w="http://schemas.openxmlformats.org/wordprocessingml/2006/main" xmlns:w14="http://schemas.microsoft.com/office/word/2010/wordml" xmlns:w15="http://schemas.microsoft.com/office/word/2012/wordml" xmlns:w16cex="http://schemas.microsoft.com/office/word/2018/wordml/cex" xmlns:w16cid="http://schemas.microsoft.com/office/word/2016/wordml/cid" xmlns:w16="http://schemas.microsoft.com/office/word/2018/wordml" xmlns:w16sdtdh="http://schemas.microsoft.com/office/word/2020/wordml/sdtdatahash" xmlns:w16se="http://schemas.microsoft.com/office/word/2015/wordml/symex" xmlns:wpg="http://schemas.microsoft.com/office/word/2010/wordprocessingGroup" xmlns:wpi="http://schemas.microsoft.com/office/word/2010/wordprocessingInk" xmlns:wne="http://schemas.microsoft.com/office/word/2006/wordml" xmlns:wps="http://schemas.microsoft.com/office/word/2010/wordprocessingShape" mc:Ignorable="w14 w15 w16se w16cid w16 w16cex w16sdtdh wp14">
   <w:tbl>
     <w:tblPr>
       <w:tblW w:w="0" w:type="auto"/>
@@ -40663,7 +40786,7 @@
 </file>
 
 <file path=word/numbering.xml><?xml version="1.0" encoding="utf-8"?>
-<w:numbering xmlns:wpc="http://schemas.microsoft.com/office/word/2010/wordprocessingCanvas" xmlns:cx="http://schemas.microsoft.com/office/drawing/2014/chartex" xmlns:cx1="http://schemas.microsoft.com/office/drawing/2015/9/8/chartex" xmlns:cx2="http://schemas.microsoft.com/office/drawing/2015/10/21/chartex" xmlns:cx3="http://schemas.microsoft.com/office/drawing/2016/5/9/chartex" xmlns:cx4="http://schemas.microsoft.com/office/drawing/2016/5/10/chartex" xmlns:cx5="http://schemas.microsoft.com/office/drawing/2016/5/11/chartex" xmlns:cx6="http://schemas.microsoft.com/office/drawing/2016/5/12/chartex" xmlns:cx7="http://schemas.microsoft.com/office/drawing/2016/5/13/chartex" xmlns:cx8="http://schemas.microsoft.com/office/drawing/2016/5/14/chartex" xmlns:mc="http://schemas.openxmlformats.org/markup-compatibility/2006" xmlns:aink="http://schemas.microsoft.com/office/drawing/2016/ink" xmlns:am3d="http://schemas.microsoft.com/office/drawing/2017/model3d" xmlns:o="urn:schemas-microsoft-com:office:office" xmlns:oel="http://schemas.microsoft.com/office/2019/extlst" xmlns:r="http://schemas.openxmlformats.org/officeDocument/2006/relationships" xmlns:m="http://schemas.openxmlformats.org/officeDocument/2006/math" xmlns:v="urn:schemas-microsoft-com:vml" xmlns:wp14="http://schemas.microsoft.com/office/word/2010/wordprocessingDrawing" xmlns:wp="http://schemas.openxmlformats.org/drawingml/2006/wordprocessingDrawing" xmlns:w10="urn:schemas-microsoft-com:office:word" xmlns:w="http://schemas.openxmlformats.org/wordprocessingml/2006/main" xmlns:w14="http://schemas.microsoft.com/office/word/2010/wordml" xmlns:w15="http://schemas.microsoft.com/office/word/2012/wordml" xmlns:w16cex="http://schemas.microsoft.com/office/word/2018/wordml/cex" xmlns:w16cid="http://schemas.microsoft.com/office/word/2016/wordml/cid" xmlns:w16="http://schemas.microsoft.com/office/word/2018/wordml" xmlns:w16du="http://schemas.microsoft.com/office/word/2023/wordml/word16du" xmlns:w16sdtdh="http://schemas.microsoft.com/office/word/2020/wordml/sdtdatahash" xmlns:w16se="http://schemas.microsoft.com/office/word/2015/wordml/symex" xmlns:wpg="http://schemas.microsoft.com/office/word/2010/wordprocessingGroup" xmlns:wpi="http://schemas.microsoft.com/office/word/2010/wordprocessingInk" xmlns:wne="http://schemas.microsoft.com/office/word/2006/wordml" xmlns:wps="http://schemas.microsoft.com/office/word/2010/wordprocessingShape" mc:Ignorable="w14 w15 w16se w16cid w16 w16cex w16sdtdh w16du wp14">
+<w:numbering xmlns:wpc="http://schemas.microsoft.com/office/word/2010/wordprocessingCanvas" xmlns:cx="http://schemas.microsoft.com/office/drawing/2014/chartex" xmlns:cx1="http://schemas.microsoft.com/office/drawing/2015/9/8/chartex" xmlns:cx2="http://schemas.microsoft.com/office/drawing/2015/10/21/chartex" xmlns:cx3="http://schemas.microsoft.com/office/drawing/2016/5/9/chartex" xmlns:cx4="http://schemas.microsoft.com/office/drawing/2016/5/10/chartex" xmlns:cx5="http://schemas.microsoft.com/office/drawing/2016/5/11/chartex" xmlns:cx6="http://schemas.microsoft.com/office/drawing/2016/5/12/chartex" xmlns:cx7="http://schemas.microsoft.com/office/drawing/2016/5/13/chartex" xmlns:cx8="http://schemas.microsoft.com/office/drawing/2016/5/14/chartex" xmlns:mc="http://schemas.openxmlformats.org/markup-compatibility/2006" xmlns:aink="http://schemas.microsoft.com/office/drawing/2016/ink" xmlns:am3d="http://schemas.microsoft.com/office/drawing/2017/model3d" xmlns:o="urn:schemas-microsoft-com:office:office" xmlns:r="http://schemas.openxmlformats.org/officeDocument/2006/relationships" xmlns:m="http://schemas.openxmlformats.org/officeDocument/2006/math" xmlns:v="urn:schemas-microsoft-com:vml" xmlns:wp14="http://schemas.microsoft.com/office/word/2010/wordprocessingDrawing" xmlns:wp="http://schemas.openxmlformats.org/drawingml/2006/wordprocessingDrawing" xmlns:w10="urn:schemas-microsoft-com:office:word" xmlns:w="http://schemas.openxmlformats.org/wordprocessingml/2006/main" xmlns:w14="http://schemas.microsoft.com/office/word/2010/wordml" xmlns:w15="http://schemas.microsoft.com/office/word/2012/wordml" xmlns:w16cex="http://schemas.microsoft.com/office/word/2018/wordml/cex" xmlns:w16cid="http://schemas.microsoft.com/office/word/2016/wordml/cid" xmlns:w16="http://schemas.microsoft.com/office/word/2018/wordml" xmlns:w16sdtdh="http://schemas.microsoft.com/office/word/2020/wordml/sdtdatahash" xmlns:w16se="http://schemas.microsoft.com/office/word/2015/wordml/symex" xmlns:wpg="http://schemas.microsoft.com/office/word/2010/wordprocessingGroup" xmlns:wpi="http://schemas.microsoft.com/office/word/2010/wordprocessingInk" xmlns:wne="http://schemas.microsoft.com/office/word/2006/wordml" xmlns:wps="http://schemas.microsoft.com/office/word/2010/wordprocessingShape" mc:Ignorable="w14 w15 w16se w16cid w16 w16cex w16sdtdh wp14">
   <w:abstractNum w:abstractNumId="0" w15:restartNumberingAfterBreak="0">
     <w:nsid w:val="FFFFFF1D"/>
     <w:multiLevelType w:val="multilevel"/>
@@ -45279,146 +45402,146 @@
       </w:pPr>
     </w:lvl>
   </w:abstractNum>
-  <w:num w:numId="1" w16cid:durableId="1145464570">
+  <w:num w:numId="1">
     <w:abstractNumId w:val="5"/>
   </w:num>
-  <w:num w:numId="2" w16cid:durableId="1162431652">
+  <w:num w:numId="2">
     <w:abstractNumId w:val="38"/>
   </w:num>
-  <w:num w:numId="3" w16cid:durableId="2051227436">
+  <w:num w:numId="3">
     <w:abstractNumId w:val="36"/>
   </w:num>
-  <w:num w:numId="4" w16cid:durableId="833954748">
+  <w:num w:numId="4">
     <w:abstractNumId w:val="20"/>
   </w:num>
-  <w:num w:numId="5" w16cid:durableId="715784718">
+  <w:num w:numId="5">
     <w:abstractNumId w:val="21"/>
   </w:num>
-  <w:num w:numId="6" w16cid:durableId="183136884">
+  <w:num w:numId="6">
     <w:abstractNumId w:val="44"/>
   </w:num>
-  <w:num w:numId="7" w16cid:durableId="753598952">
+  <w:num w:numId="7">
     <w:abstractNumId w:val="7"/>
   </w:num>
-  <w:num w:numId="8" w16cid:durableId="1363704462">
+  <w:num w:numId="8">
     <w:abstractNumId w:val="13"/>
   </w:num>
-  <w:num w:numId="9" w16cid:durableId="2111968767">
+  <w:num w:numId="9">
     <w:abstractNumId w:val="17"/>
   </w:num>
-  <w:num w:numId="10" w16cid:durableId="511842392">
+  <w:num w:numId="10">
     <w:abstractNumId w:val="30"/>
   </w:num>
-  <w:num w:numId="11" w16cid:durableId="780805549">
+  <w:num w:numId="11">
     <w:abstractNumId w:val="19"/>
   </w:num>
-  <w:num w:numId="12" w16cid:durableId="85002940">
+  <w:num w:numId="12">
     <w:abstractNumId w:val="28"/>
   </w:num>
-  <w:num w:numId="13" w16cid:durableId="137844583">
+  <w:num w:numId="13">
     <w:abstractNumId w:val="9"/>
   </w:num>
-  <w:num w:numId="14" w16cid:durableId="1298756432">
+  <w:num w:numId="14">
     <w:abstractNumId w:val="15"/>
   </w:num>
-  <w:num w:numId="15" w16cid:durableId="562060228">
+  <w:num w:numId="15">
     <w:abstractNumId w:val="1"/>
   </w:num>
-  <w:num w:numId="16" w16cid:durableId="874853085">
+  <w:num w:numId="16">
     <w:abstractNumId w:val="26"/>
   </w:num>
-  <w:num w:numId="17" w16cid:durableId="318963939">
+  <w:num w:numId="17">
     <w:abstractNumId w:val="12"/>
   </w:num>
-  <w:num w:numId="18" w16cid:durableId="1131435205">
+  <w:num w:numId="18">
     <w:abstractNumId w:val="22"/>
   </w:num>
-  <w:num w:numId="19" w16cid:durableId="1620605179">
+  <w:num w:numId="19">
     <w:abstractNumId w:val="34"/>
   </w:num>
-  <w:num w:numId="20" w16cid:durableId="2130665062">
+  <w:num w:numId="20">
     <w:abstractNumId w:val="41"/>
   </w:num>
-  <w:num w:numId="21" w16cid:durableId="1000886438">
+  <w:num w:numId="21">
     <w:abstractNumId w:val="6"/>
   </w:num>
-  <w:num w:numId="22" w16cid:durableId="809591569">
+  <w:num w:numId="22">
     <w:abstractNumId w:val="32"/>
   </w:num>
-  <w:num w:numId="23" w16cid:durableId="1262102115">
+  <w:num w:numId="23">
     <w:abstractNumId w:val="0"/>
   </w:num>
-  <w:num w:numId="24" w16cid:durableId="1810199146">
+  <w:num w:numId="24">
     <w:abstractNumId w:val="16"/>
   </w:num>
-  <w:num w:numId="25" w16cid:durableId="806357897">
+  <w:num w:numId="25">
     <w:abstractNumId w:val="25"/>
   </w:num>
-  <w:num w:numId="26" w16cid:durableId="1026909844">
+  <w:num w:numId="26">
     <w:abstractNumId w:val="8"/>
   </w:num>
-  <w:num w:numId="27" w16cid:durableId="2143619392">
+  <w:num w:numId="27">
     <w:abstractNumId w:val="37"/>
   </w:num>
-  <w:num w:numId="28" w16cid:durableId="188762419">
+  <w:num w:numId="28">
     <w:abstractNumId w:val="42"/>
   </w:num>
-  <w:num w:numId="29" w16cid:durableId="1716539281">
+  <w:num w:numId="29">
     <w:abstractNumId w:val="39"/>
   </w:num>
-  <w:num w:numId="30" w16cid:durableId="662700450">
+  <w:num w:numId="30">
     <w:abstractNumId w:val="3"/>
   </w:num>
-  <w:num w:numId="31" w16cid:durableId="1141000161">
+  <w:num w:numId="31">
     <w:abstractNumId w:val="4"/>
   </w:num>
-  <w:num w:numId="32" w16cid:durableId="1145051326">
+  <w:num w:numId="32">
     <w:abstractNumId w:val="24"/>
   </w:num>
-  <w:num w:numId="33" w16cid:durableId="1963917703">
+  <w:num w:numId="33">
     <w:abstractNumId w:val="40"/>
   </w:num>
-  <w:num w:numId="34" w16cid:durableId="1104347719">
+  <w:num w:numId="34">
     <w:abstractNumId w:val="23"/>
   </w:num>
-  <w:num w:numId="35" w16cid:durableId="2139375950">
+  <w:num w:numId="35">
     <w:abstractNumId w:val="27"/>
   </w:num>
-  <w:num w:numId="36" w16cid:durableId="140663141">
+  <w:num w:numId="36">
     <w:abstractNumId w:val="35"/>
   </w:num>
-  <w:num w:numId="37" w16cid:durableId="943079326">
+  <w:num w:numId="37">
     <w:abstractNumId w:val="31"/>
   </w:num>
-  <w:num w:numId="38" w16cid:durableId="1683622621">
+  <w:num w:numId="38">
     <w:abstractNumId w:val="18"/>
   </w:num>
-  <w:num w:numId="39" w16cid:durableId="1782720725">
+  <w:num w:numId="39">
     <w:abstractNumId w:val="10"/>
   </w:num>
-  <w:num w:numId="40" w16cid:durableId="898367629">
+  <w:num w:numId="40">
     <w:abstractNumId w:val="43"/>
   </w:num>
-  <w:num w:numId="41" w16cid:durableId="1572539251">
+  <w:num w:numId="41">
     <w:abstractNumId w:val="2"/>
   </w:num>
-  <w:num w:numId="42" w16cid:durableId="2055999326">
+  <w:num w:numId="42">
     <w:abstractNumId w:val="33"/>
   </w:num>
-  <w:num w:numId="43" w16cid:durableId="1319458829">
+  <w:num w:numId="43">
     <w:abstractNumId w:val="29"/>
   </w:num>
-  <w:num w:numId="44" w16cid:durableId="850071507">
+  <w:num w:numId="44">
     <w:abstractNumId w:val="14"/>
   </w:num>
-  <w:num w:numId="45" w16cid:durableId="1283918728">
+  <w:num w:numId="45">
     <w:abstractNumId w:val="11"/>
   </w:num>
 </w:numbering>
 </file>
 
 <file path=word/styles.xml><?xml version="1.0" encoding="utf-8"?>
-<w:styles xmlns:mc="http://schemas.openxmlformats.org/markup-compatibility/2006" xmlns:r="http://schemas.openxmlformats.org/officeDocument/2006/relationships" xmlns:w="http://schemas.openxmlformats.org/wordprocessingml/2006/main" xmlns:w14="http://schemas.microsoft.com/office/word/2010/wordml" xmlns:w15="http://schemas.microsoft.com/office/word/2012/wordml" xmlns:w16cex="http://schemas.microsoft.com/office/word/2018/wordml/cex" xmlns:w16cid="http://schemas.microsoft.com/office/word/2016/wordml/cid" xmlns:w16="http://schemas.microsoft.com/office/word/2018/wordml" xmlns:w16du="http://schemas.microsoft.com/office/word/2023/wordml/word16du" xmlns:w16sdtdh="http://schemas.microsoft.com/office/word/2020/wordml/sdtdatahash" xmlns:w16se="http://schemas.microsoft.com/office/word/2015/wordml/symex" mc:Ignorable="w14 w15 w16se w16cid w16 w16cex w16sdtdh w16du">
+<w:styles xmlns:mc="http://schemas.openxmlformats.org/markup-compatibility/2006" xmlns:r="http://schemas.openxmlformats.org/officeDocument/2006/relationships" xmlns:w="http://schemas.openxmlformats.org/wordprocessingml/2006/main" xmlns:w14="http://schemas.microsoft.com/office/word/2010/wordml" xmlns:w15="http://schemas.microsoft.com/office/word/2012/wordml" xmlns:w16cex="http://schemas.microsoft.com/office/word/2018/wordml/cex" xmlns:w16cid="http://schemas.microsoft.com/office/word/2016/wordml/cid" xmlns:w16="http://schemas.microsoft.com/office/word/2018/wordml" xmlns:w16sdtdh="http://schemas.microsoft.com/office/word/2020/wordml/sdtdatahash" xmlns:w16se="http://schemas.microsoft.com/office/word/2015/wordml/symex" mc:Ignorable="w14 w15 w16se w16cid w16 w16cex w16sdtdh">
   <w:docDefaults>
     <w:rPrDefault>
       <w:rPr>
@@ -45906,6 +46029,7 @@
   <w:style w:type="character" w:default="1" w:styleId="Carpredefinitoparagrafo">
     <w:name w:val="Default Paragraph Font"/>
     <w:uiPriority w:val="1"/>
+    <w:semiHidden/>
     <w:unhideWhenUsed/>
   </w:style>
   <w:style w:type="table" w:default="1" w:styleId="Tabellanormale">
@@ -45913,7 +46037,6 @@
     <w:uiPriority w:val="99"/>
     <w:semiHidden/>
     <w:unhideWhenUsed/>
-    <w:qFormat/>
     <w:tblPr>
       <w:tblInd w:w="0" w:type="dxa"/>
       <w:tblCellMar>
@@ -46246,7 +46369,6 @@
     <w:name w:val="Titolo 31"/>
     <w:basedOn w:val="Normale"/>
     <w:next w:val="Normale"/>
-    <w:link w:val="Titolo3Carattere"/>
     <w:uiPriority w:val="9"/>
     <w:qFormat/>
     <w:rsid w:val="00C255FC"/>
